--- a/doc/Análisis funcional API rest interna.docx
+++ b/doc/Análisis funcional API rest interna.docx
@@ -1,6 +1,6 @@
 
 <file path=word/document.xml><?xml version="1.0" encoding="utf-8"?>
-<w:document xmlns:wpc="http://schemas.microsoft.com/office/word/2010/wordprocessingCanvas" xmlns:cx="http://schemas.microsoft.com/office/drawing/2014/chartex" xmlns:cx1="http://schemas.microsoft.com/office/drawing/2015/9/8/chartex" xmlns:cx2="http://schemas.microsoft.com/office/drawing/2015/10/21/chartex" xmlns:cx3="http://schemas.microsoft.com/office/drawing/2016/5/9/chartex" xmlns:cx4="http://schemas.microsoft.com/office/drawing/2016/5/10/chartex" xmlns:cx5="http://schemas.microsoft.com/office/drawing/2016/5/11/chartex" xmlns:cx6="http://schemas.microsoft.com/office/drawing/2016/5/12/chartex" xmlns:cx7="http://schemas.microsoft.com/office/drawing/2016/5/13/chartex" xmlns:cx8="http://schemas.microsoft.com/office/drawing/2016/5/14/chartex" xmlns:mc="http://schemas.openxmlformats.org/markup-compatibility/2006" xmlns:aink="http://schemas.microsoft.com/office/drawing/2016/ink" xmlns:am3d="http://schemas.microsoft.com/office/drawing/2017/model3d" xmlns:o="urn:schemas-microsoft-com:office:office" xmlns:oel="http://schemas.microsoft.com/office/2019/extlst" xmlns:r="http://schemas.openxmlformats.org/officeDocument/2006/relationships" xmlns:m="http://schemas.openxmlformats.org/officeDocument/2006/math" xmlns:v="urn:schemas-microsoft-com:vml" xmlns:wp14="http://schemas.microsoft.com/office/word/2010/wordprocessingDrawing" xmlns:wp="http://schemas.openxmlformats.org/drawingml/2006/wordprocessingDrawing" xmlns:w10="urn:schemas-microsoft-com:office:word" xmlns:w="http://schemas.openxmlformats.org/wordprocessingml/2006/main" xmlns:w14="http://schemas.microsoft.com/office/word/2010/wordml" xmlns:w15="http://schemas.microsoft.com/office/word/2012/wordml" xmlns:w16cei="http://schemas.microsoft.com/office/word/2026/wordml/cei" xmlns:w16cex="http://schemas.microsoft.com/office/word/2018/wordml/cex" xmlns:w16cid="http://schemas.microsoft.com/office/word/2016/wordml/cid" xmlns:w16="http://schemas.microsoft.com/office/word/2018/wordml" xmlns:w16du="http://schemas.microsoft.com/office/word/2023/wordml/word16du" xmlns:w16sdtdh="http://schemas.microsoft.com/office/word/2020/wordml/sdtdatahash" xmlns:w16sdtfl="http://schemas.microsoft.com/office/word/2024/wordml/sdtformatlock" xmlns:w16se="http://schemas.microsoft.com/office/word/2015/wordml/symex" xmlns:wpg="http://schemas.microsoft.com/office/word/2010/wordprocessingGroup" xmlns:wpi="http://schemas.microsoft.com/office/word/2010/wordprocessingInk" xmlns:wne="http://schemas.microsoft.com/office/word/2006/wordml" xmlns:wps="http://schemas.microsoft.com/office/word/2010/wordprocessingShape" mc:Ignorable="w14 w15 w16se w16cid w16 w16cex w16sdtdh w16sdtfl w16du wp14">
+<w:document xmlns:wpc="http://schemas.microsoft.com/office/word/2010/wordprocessingCanvas" xmlns:cx="http://schemas.microsoft.com/office/drawing/2014/chartex" xmlns:cx1="http://schemas.microsoft.com/office/drawing/2015/9/8/chartex" xmlns:cx2="http://schemas.microsoft.com/office/drawing/2015/10/21/chartex" xmlns:cx3="http://schemas.microsoft.com/office/drawing/2016/5/9/chartex" xmlns:cx4="http://schemas.microsoft.com/office/drawing/2016/5/10/chartex" xmlns:cx5="http://schemas.microsoft.com/office/drawing/2016/5/11/chartex" xmlns:cx6="http://schemas.microsoft.com/office/drawing/2016/5/12/chartex" xmlns:cx7="http://schemas.microsoft.com/office/drawing/2016/5/13/chartex" xmlns:cx8="http://schemas.microsoft.com/office/drawing/2016/5/14/chartex" xmlns:mc="http://schemas.openxmlformats.org/markup-compatibility/2006" xmlns:aink="http://schemas.microsoft.com/office/drawing/2016/ink" xmlns:am3d="http://schemas.microsoft.com/office/drawing/2017/model3d" xmlns:o="urn:schemas-microsoft-com:office:office" xmlns:oel="http://schemas.microsoft.com/office/2019/extlst" xmlns:r="http://schemas.openxmlformats.org/officeDocument/2006/relationships" xmlns:m="http://schemas.openxmlformats.org/officeDocument/2006/math" xmlns:v="urn:schemas-microsoft-com:vml" xmlns:wp14="http://schemas.microsoft.com/office/word/2010/wordprocessingDrawing" xmlns:wp="http://schemas.openxmlformats.org/drawingml/2006/wordprocessingDrawing" xmlns:w10="urn:schemas-microsoft-com:office:word" xmlns:w="http://schemas.openxmlformats.org/wordprocessingml/2006/main" xmlns:w14="http://schemas.microsoft.com/office/word/2010/wordml" xmlns:w15="http://schemas.microsoft.com/office/word/2012/wordml" xmlns:w16cex="http://schemas.microsoft.com/office/word/2018/wordml/cex" xmlns:w16cid="http://schemas.microsoft.com/office/word/2016/wordml/cid" xmlns:w16="http://schemas.microsoft.com/office/word/2018/wordml" xmlns:w16du="http://schemas.microsoft.com/office/word/2023/wordml/word16du" xmlns:w16sdtdh="http://schemas.microsoft.com/office/word/2020/wordml/sdtdatahash" xmlns:w16sdtfl="http://schemas.microsoft.com/office/word/2024/wordml/sdtformatlock" xmlns:w16se="http://schemas.microsoft.com/office/word/2015/wordml/symex" xmlns:wpg="http://schemas.microsoft.com/office/word/2010/wordprocessingGroup" xmlns:wpi="http://schemas.microsoft.com/office/word/2010/wordprocessingInk" xmlns:wne="http://schemas.microsoft.com/office/word/2006/wordml" xmlns:wps="http://schemas.microsoft.com/office/word/2010/wordprocessingShape" mc:Ignorable="w14 w15 w16se w16cid w16 w16cex w16sdtdh w16sdtfl w16du wp14">
   <w:body>
     <w:p>
       <w:pPr>
@@ -2187,7 +2187,6 @@
         </w:numPr>
       </w:pPr>
       <w:r>
-        <w:lastRenderedPageBreak/>
         <w:t>código</w:t>
       </w:r>
       <w:r>
@@ -2447,6 +2446,7 @@
         </w:numPr>
       </w:pPr>
       <w:r>
+        <w:lastRenderedPageBreak/>
         <w:t>A: publicado y modificado (permite obtener ambas versiones).</w:t>
       </w:r>
       <w:r>
@@ -2900,7 +2900,6 @@
         </w:numPr>
       </w:pPr>
       <w:r>
-        <w:lastRenderedPageBreak/>
         <w:t>Recupera la documentaci</w:t>
       </w:r>
       <w:r>
@@ -3341,6 +3340,7 @@
         </w:numPr>
       </w:pPr>
       <w:r>
+        <w:lastRenderedPageBreak/>
         <w:t xml:space="preserve">D: </w:t>
       </w:r>
       <w:r>
@@ -3567,7 +3567,6 @@
       </w:pPr>
       <w:bookmarkStart w:id="8" w:name="_Toc239931919"/>
       <w:r>
-        <w:lastRenderedPageBreak/>
         <w:t>Métodos de servicios</w:t>
       </w:r>
       <w:bookmarkEnd w:id="8"/>
@@ -4182,87 +4181,28 @@
       </w:r>
     </w:p>
     <w:p/>
-    <w:p>
-      <w:pPr>
-        <w:pStyle w:val="Ttulo2"/>
-      </w:pPr>
-      <w:bookmarkStart w:id="9" w:name="_Toc239931920"/>
-      <w:r>
-        <w:t>Trámites</w:t>
-      </w:r>
-      <w:bookmarkEnd w:id="9"/>
-    </w:p>
     <w:p/>
-    <w:p>
-      <w:r>
-        <w:t>Este apartado describe c</w:t>
-      </w:r>
-      <w:r>
-        <w:rPr>
-          <w:rFonts w:hint="eastAsia"/>
-        </w:rPr>
-        <w:t>ó</w:t>
-      </w:r>
-      <w:r>
-        <w:t>mo consultar informaci</w:t>
-      </w:r>
-      <w:r>
-        <w:rPr>
-          <w:rFonts w:hint="eastAsia"/>
-        </w:rPr>
-        <w:t>ó</w:t>
-      </w:r>
-      <w:r>
-        <w:t>n de tr</w:t>
-      </w:r>
-      <w:r>
-        <w:rPr>
-          <w:rFonts w:hint="eastAsia"/>
-        </w:rPr>
-        <w:t>á</w:t>
-      </w:r>
-      <w:r>
-        <w:t>mites en ROLSAC2, teniendo en cuenta la l</w:t>
-      </w:r>
-      <w:r>
-        <w:rPr>
-          <w:rFonts w:hint="eastAsia"/>
-        </w:rPr>
-        <w:t>ó</w:t>
-      </w:r>
-      <w:r>
-        <w:t xml:space="preserve">gica de </w:t>
-      </w:r>
-      <w:proofErr w:type="spellStart"/>
-      <w:r>
-        <w:t>workflows</w:t>
-      </w:r>
-      <w:proofErr w:type="spellEnd"/>
-      <w:r>
-        <w:t>.</w:t>
-      </w:r>
-    </w:p>
     <w:p/>
     <w:p>
       <w:r>
-        <w:t>En las consultas de tr</w:t>
-      </w:r>
-      <w:r>
-        <w:rPr>
-          <w:rFonts w:hint="eastAsia"/>
-        </w:rPr>
-        <w:t>á</w:t>
-      </w:r>
-      <w:r>
-        <w:t xml:space="preserve">mites hay dos claves funcionales relacionadas con el </w:t>
-      </w:r>
-      <w:proofErr w:type="spellStart"/>
-      <w:r>
-        <w:t>workflow</w:t>
-      </w:r>
-      <w:proofErr w:type="spellEnd"/>
-      <w:r>
-        <w:t>:</w:t>
+        <w:lastRenderedPageBreak/>
+        <w:t>POST /</w:t>
+      </w:r>
+      <w:proofErr w:type="spellStart"/>
+      <w:r>
+        <w:t>services</w:t>
+      </w:r>
+      <w:proofErr w:type="spellEnd"/>
+      <w:r>
+        <w:t>/v1/servicios/tasas/{</w:t>
+      </w:r>
+      <w:proofErr w:type="spellStart"/>
+      <w:r>
+        <w:t>codigo</w:t>
+      </w:r>
+      <w:proofErr w:type="spellEnd"/>
+      <w:r>
+        <w:t>}</w:t>
       </w:r>
     </w:p>
     <w:p>
@@ -4273,23 +4213,8 @@
           <w:numId w:val="9"/>
         </w:numPr>
       </w:pPr>
-      <w:proofErr w:type="spellStart"/>
-      <w:r>
-        <w:lastRenderedPageBreak/>
-        <w:t>estadoWF</w:t>
-      </w:r>
-      <w:proofErr w:type="spellEnd"/>
-      <w:r>
-        <w:t>: indica qu</w:t>
-      </w:r>
-      <w:r>
-        <w:rPr>
-          <w:rFonts w:hint="eastAsia"/>
-        </w:rPr>
-        <w:t>é</w:t>
-      </w:r>
-      <w:r>
-        <w:t xml:space="preserve"> estado de </w:t>
+      <w:r>
+        <w:t xml:space="preserve">Obtiene la tasa asociada al servicio correspondiente al </w:t>
       </w:r>
       <w:proofErr w:type="spellStart"/>
       <w:r>
@@ -4297,7 +4222,32 @@
       </w:r>
       <w:proofErr w:type="spellEnd"/>
       <w:r>
-        <w:t xml:space="preserve"> quieres consultar en la operaci</w:t>
+        <w:t xml:space="preserve"> indicado.</w:t>
+      </w:r>
+    </w:p>
+    <w:p>
+      <w:pPr>
+        <w:ind w:firstLine="360"/>
+      </w:pPr>
+      <w:r>
+        <w:t xml:space="preserve"> </w:t>
+      </w:r>
+    </w:p>
+    <w:p/>
+    <w:p>
+      <w:pPr>
+        <w:pStyle w:val="Ttulo2"/>
+      </w:pPr>
+      <w:bookmarkStart w:id="9" w:name="_Toc239931920"/>
+      <w:r>
+        <w:t>Trámites</w:t>
+      </w:r>
+      <w:bookmarkEnd w:id="9"/>
+    </w:p>
+    <w:p/>
+    <w:p>
+      <w:r>
+        <w:t>Este apartado describe c</w:t>
       </w:r>
       <w:r>
         <w:rPr>
@@ -4306,15 +4256,16 @@
         <w:t>ó</w:t>
       </w:r>
       <w:r>
-        <w:t xml:space="preserve">n. Por ejemplo, si se informa </w:t>
-      </w:r>
-      <w:proofErr w:type="spellStart"/>
-      <w:r>
-        <w:t>estadoWF</w:t>
-      </w:r>
-      <w:proofErr w:type="spellEnd"/>
-      <w:r>
-        <w:t xml:space="preserve"> = "M", la respuesta devolver</w:t>
+        <w:t>mo consultar informaci</w:t>
+      </w:r>
+      <w:r>
+        <w:rPr>
+          <w:rFonts w:hint="eastAsia"/>
+        </w:rPr>
+        <w:t>ó</w:t>
+      </w:r>
+      <w:r>
+        <w:t>n de tr</w:t>
       </w:r>
       <w:r>
         <w:rPr>
@@ -4323,7 +4274,7 @@
         <w:t>á</w:t>
       </w:r>
       <w:r>
-        <w:t xml:space="preserve"> la informaci</w:t>
+        <w:t>mites en ROLSAC2, teniendo en cuenta la l</w:t>
       </w:r>
       <w:r>
         <w:rPr>
@@ -4332,7 +4283,21 @@
         <w:t>ó</w:t>
       </w:r>
       <w:r>
-        <w:t>n de tr</w:t>
+        <w:t xml:space="preserve">gica de </w:t>
+      </w:r>
+      <w:proofErr w:type="spellStart"/>
+      <w:r>
+        <w:t>workflows</w:t>
+      </w:r>
+      <w:proofErr w:type="spellEnd"/>
+      <w:r>
+        <w:t>.</w:t>
+      </w:r>
+    </w:p>
+    <w:p/>
+    <w:p>
+      <w:r>
+        <w:t>En las consultas de tr</w:t>
       </w:r>
       <w:r>
         <w:rPr>
@@ -4341,7 +4306,7 @@
         <w:t>á</w:t>
       </w:r>
       <w:r>
-        <w:t xml:space="preserve">mites asociada al </w:t>
+        <w:t xml:space="preserve">mites hay dos claves funcionales relacionadas con el </w:t>
       </w:r>
       <w:proofErr w:type="spellStart"/>
       <w:r>
@@ -4349,43 +4314,7 @@
       </w:r>
       <w:proofErr w:type="spellEnd"/>
       <w:r>
-        <w:t xml:space="preserve"> en estado modificado (contenido en edici</w:t>
-      </w:r>
-      <w:r>
-        <w:rPr>
-          <w:rFonts w:hint="eastAsia"/>
-        </w:rPr>
-        <w:t>ó</w:t>
-      </w:r>
-      <w:r>
-        <w:t>n o actualizaci</w:t>
-      </w:r>
-      <w:r>
-        <w:rPr>
-          <w:rFonts w:hint="eastAsia"/>
-        </w:rPr>
-        <w:t>ó</w:t>
-      </w:r>
-      <w:r>
-        <w:t>n). El detalle completo de los valores admitidos y su comportamiento en cada m</w:t>
-      </w:r>
-      <w:r>
-        <w:rPr>
-          <w:rFonts w:hint="eastAsia"/>
-        </w:rPr>
-        <w:t>é</w:t>
-      </w:r>
-      <w:r>
-        <w:t>todo se describe m</w:t>
-      </w:r>
-      <w:r>
-        <w:rPr>
-          <w:rFonts w:hint="eastAsia"/>
-        </w:rPr>
-        <w:t>á</w:t>
-      </w:r>
-      <w:r>
-        <w:t>s adelante en este documento.</w:t>
+        <w:t>:</w:t>
       </w:r>
     </w:p>
     <w:p>
@@ -4396,6 +4325,128 @@
           <w:numId w:val="9"/>
         </w:numPr>
       </w:pPr>
+      <w:proofErr w:type="spellStart"/>
+      <w:r>
+        <w:t>estadoWF</w:t>
+      </w:r>
+      <w:proofErr w:type="spellEnd"/>
+      <w:r>
+        <w:t>: indica qu</w:t>
+      </w:r>
+      <w:r>
+        <w:rPr>
+          <w:rFonts w:hint="eastAsia"/>
+        </w:rPr>
+        <w:t>é</w:t>
+      </w:r>
+      <w:r>
+        <w:t xml:space="preserve"> estado de </w:t>
+      </w:r>
+      <w:proofErr w:type="spellStart"/>
+      <w:r>
+        <w:t>workflow</w:t>
+      </w:r>
+      <w:proofErr w:type="spellEnd"/>
+      <w:r>
+        <w:t xml:space="preserve"> quieres consultar en la operaci</w:t>
+      </w:r>
+      <w:r>
+        <w:rPr>
+          <w:rFonts w:hint="eastAsia"/>
+        </w:rPr>
+        <w:t>ó</w:t>
+      </w:r>
+      <w:r>
+        <w:t xml:space="preserve">n. Por ejemplo, si se informa </w:t>
+      </w:r>
+      <w:proofErr w:type="spellStart"/>
+      <w:r>
+        <w:t>estadoWF</w:t>
+      </w:r>
+      <w:proofErr w:type="spellEnd"/>
+      <w:r>
+        <w:t xml:space="preserve"> = "M", la respuesta devolver</w:t>
+      </w:r>
+      <w:r>
+        <w:rPr>
+          <w:rFonts w:hint="eastAsia"/>
+        </w:rPr>
+        <w:t>á</w:t>
+      </w:r>
+      <w:r>
+        <w:t xml:space="preserve"> la informaci</w:t>
+      </w:r>
+      <w:r>
+        <w:rPr>
+          <w:rFonts w:hint="eastAsia"/>
+        </w:rPr>
+        <w:t>ó</w:t>
+      </w:r>
+      <w:r>
+        <w:t>n de tr</w:t>
+      </w:r>
+      <w:r>
+        <w:rPr>
+          <w:rFonts w:hint="eastAsia"/>
+        </w:rPr>
+        <w:t>á</w:t>
+      </w:r>
+      <w:r>
+        <w:t xml:space="preserve">mites asociada al </w:t>
+      </w:r>
+      <w:proofErr w:type="spellStart"/>
+      <w:r>
+        <w:t>workflow</w:t>
+      </w:r>
+      <w:proofErr w:type="spellEnd"/>
+      <w:r>
+        <w:t xml:space="preserve"> en estado modificado (contenido en edici</w:t>
+      </w:r>
+      <w:r>
+        <w:rPr>
+          <w:rFonts w:hint="eastAsia"/>
+        </w:rPr>
+        <w:t>ó</w:t>
+      </w:r>
+      <w:r>
+        <w:t>n o actualizaci</w:t>
+      </w:r>
+      <w:r>
+        <w:rPr>
+          <w:rFonts w:hint="eastAsia"/>
+        </w:rPr>
+        <w:t>ó</w:t>
+      </w:r>
+      <w:r>
+        <w:t>n). El detalle completo de los valores admitidos y su comportamiento en cada m</w:t>
+      </w:r>
+      <w:r>
+        <w:rPr>
+          <w:rFonts w:hint="eastAsia"/>
+        </w:rPr>
+        <w:t>é</w:t>
+      </w:r>
+      <w:r>
+        <w:t>todo se describe m</w:t>
+      </w:r>
+      <w:r>
+        <w:rPr>
+          <w:rFonts w:hint="eastAsia"/>
+        </w:rPr>
+        <w:t>á</w:t>
+      </w:r>
+      <w:r>
+        <w:t>s adelante en este documento.</w:t>
+      </w:r>
+    </w:p>
+    <w:p>
+      <w:pPr>
+        <w:pStyle w:val="Prrafodelista"/>
+        <w:numPr>
+          <w:ilvl w:val="0"/>
+          <w:numId w:val="9"/>
+        </w:numPr>
+      </w:pPr>
       <w:r>
         <w:t>código</w:t>
       </w:r>
@@ -5241,6 +5292,88 @@
         <w:t>mite para recuperar la URL asociada.</w:t>
       </w:r>
     </w:p>
+    <w:p/>
+    <w:p>
+      <w:r>
+        <w:t>POST /</w:t>
+      </w:r>
+      <w:proofErr w:type="spellStart"/>
+      <w:r>
+        <w:t>services</w:t>
+      </w:r>
+      <w:proofErr w:type="spellEnd"/>
+      <w:r>
+        <w:t>/v1/</w:t>
+      </w:r>
+      <w:r>
+        <w:t xml:space="preserve"> </w:t>
+      </w:r>
+      <w:r>
+        <w:t>tramites</w:t>
+      </w:r>
+      <w:r>
+        <w:t xml:space="preserve"> </w:t>
+      </w:r>
+      <w:r>
+        <w:t>/tasas/{</w:t>
+      </w:r>
+      <w:proofErr w:type="spellStart"/>
+      <w:r>
+        <w:t>codigo</w:t>
+      </w:r>
+      <w:proofErr w:type="spellEnd"/>
+      <w:r>
+        <w:t>}</w:t>
+      </w:r>
+    </w:p>
+    <w:p>
+      <w:pPr>
+        <w:pStyle w:val="Prrafodelista"/>
+        <w:numPr>
+          <w:ilvl w:val="0"/>
+          <w:numId w:val="9"/>
+        </w:numPr>
+      </w:pPr>
+      <w:r>
+        <w:t>Obtiene la</w:t>
+      </w:r>
+      <w:r>
+        <w:t>s</w:t>
+      </w:r>
+      <w:r>
+        <w:t xml:space="preserve"> </w:t>
+      </w:r>
+      <w:proofErr w:type="gramStart"/>
+      <w:r>
+        <w:t>tasa</w:t>
+      </w:r>
+      <w:r>
+        <w:t>s</w:t>
+      </w:r>
+      <w:r>
+        <w:t xml:space="preserve"> asociada</w:t>
+      </w:r>
+      <w:proofErr w:type="gramEnd"/>
+      <w:r>
+        <w:t xml:space="preserve"> al </w:t>
+      </w:r>
+      <w:r>
+        <w:t>trámite</w:t>
+      </w:r>
+      <w:r>
+        <w:t xml:space="preserve"> correspondiente al tr</w:t>
+      </w:r>
+      <w:r>
+        <w:rPr>
+          <w:rFonts w:hint="eastAsia"/>
+        </w:rPr>
+        <w:t>á</w:t>
+      </w:r>
+      <w:r>
+        <w:t>mite indicado.</w:t>
+      </w:r>
+    </w:p>
+    <w:p/>
     <w:p/>
     <w:p>
       <w:pPr>
@@ -5597,7 +5730,6 @@
       </w:pPr>
       <w:proofErr w:type="spellStart"/>
       <w:r>
-        <w:lastRenderedPageBreak/>
         <w:t>dateDownload</w:t>
       </w:r>
       <w:proofErr w:type="spellEnd"/>
@@ -5668,6 +5800,7 @@
       </w:pPr>
       <w:bookmarkStart w:id="14" w:name="_Toc239931925"/>
       <w:r>
+        <w:lastRenderedPageBreak/>
         <w:t>Respuesta error</w:t>
       </w:r>
       <w:bookmarkEnd w:id="14"/>
@@ -5743,7 +5876,7 @@
 </file>
 
 <file path=word/endnotes.xml><?xml version="1.0" encoding="utf-8"?>
-<w:endnotes xmlns:wpc="http://schemas.microsoft.com/office/word/2010/wordprocessingCanvas" xmlns:cx="http://schemas.microsoft.com/office/drawing/2014/chartex" xmlns:cx1="http://schemas.microsoft.com/office/drawing/2015/9/8/chartex" xmlns:cx2="http://schemas.microsoft.com/office/drawing/2015/10/21/chartex" xmlns:cx3="http://schemas.microsoft.com/office/drawing/2016/5/9/chartex" xmlns:cx4="http://schemas.microsoft.com/office/drawing/2016/5/10/chartex" xmlns:cx5="http://schemas.microsoft.com/office/drawing/2016/5/11/chartex" xmlns:cx6="http://schemas.microsoft.com/office/drawing/2016/5/12/chartex" xmlns:cx7="http://schemas.microsoft.com/office/drawing/2016/5/13/chartex" xmlns:cx8="http://schemas.microsoft.com/office/drawing/2016/5/14/chartex" xmlns:mc="http://schemas.openxmlformats.org/markup-compatibility/2006" xmlns:aink="http://schemas.microsoft.com/office/drawing/2016/ink" xmlns:am3d="http://schemas.microsoft.com/office/drawing/2017/model3d" xmlns:o="urn:schemas-microsoft-com:office:office" xmlns:oel="http://schemas.microsoft.com/office/2019/extlst" xmlns:r="http://schemas.openxmlformats.org/officeDocument/2006/relationships" xmlns:m="http://schemas.openxmlformats.org/officeDocument/2006/math" xmlns:v="urn:schemas-microsoft-com:vml" xmlns:wp14="http://schemas.microsoft.com/office/word/2010/wordprocessingDrawing" xmlns:wp="http://schemas.openxmlformats.org/drawingml/2006/wordprocessingDrawing" xmlns:w10="urn:schemas-microsoft-com:office:word" xmlns:w="http://schemas.openxmlformats.org/wordprocessingml/2006/main" xmlns:w14="http://schemas.microsoft.com/office/word/2010/wordml" xmlns:w15="http://schemas.microsoft.com/office/word/2012/wordml" xmlns:w16cei="http://schemas.microsoft.com/office/word/2026/wordml/cei" xmlns:w16cex="http://schemas.microsoft.com/office/word/2018/wordml/cex" xmlns:w16cid="http://schemas.microsoft.com/office/word/2016/wordml/cid" xmlns:w16="http://schemas.microsoft.com/office/word/2018/wordml" xmlns:w16du="http://schemas.microsoft.com/office/word/2023/wordml/word16du" xmlns:w16sdtdh="http://schemas.microsoft.com/office/word/2020/wordml/sdtdatahash" xmlns:w16sdtfl="http://schemas.microsoft.com/office/word/2024/wordml/sdtformatlock" xmlns:w16se="http://schemas.microsoft.com/office/word/2015/wordml/symex" xmlns:wpg="http://schemas.microsoft.com/office/word/2010/wordprocessingGroup" xmlns:wpi="http://schemas.microsoft.com/office/word/2010/wordprocessingInk" xmlns:wne="http://schemas.microsoft.com/office/word/2006/wordml" xmlns:wps="http://schemas.microsoft.com/office/word/2010/wordprocessingShape" mc:Ignorable="w14 w15 w16se w16cid w16 w16cex w16sdtdh w16sdtfl w16du wp14">
+<w:endnotes xmlns:wpc="http://schemas.microsoft.com/office/word/2010/wordprocessingCanvas" xmlns:cx="http://schemas.microsoft.com/office/drawing/2014/chartex" xmlns:cx1="http://schemas.microsoft.com/office/drawing/2015/9/8/chartex" xmlns:cx2="http://schemas.microsoft.com/office/drawing/2015/10/21/chartex" xmlns:cx3="http://schemas.microsoft.com/office/drawing/2016/5/9/chartex" xmlns:cx4="http://schemas.microsoft.com/office/drawing/2016/5/10/chartex" xmlns:cx5="http://schemas.microsoft.com/office/drawing/2016/5/11/chartex" xmlns:cx6="http://schemas.microsoft.com/office/drawing/2016/5/12/chartex" xmlns:cx7="http://schemas.microsoft.com/office/drawing/2016/5/13/chartex" xmlns:cx8="http://schemas.microsoft.com/office/drawing/2016/5/14/chartex" xmlns:mc="http://schemas.openxmlformats.org/markup-compatibility/2006" xmlns:aink="http://schemas.microsoft.com/office/drawing/2016/ink" xmlns:am3d="http://schemas.microsoft.com/office/drawing/2017/model3d" xmlns:o="urn:schemas-microsoft-com:office:office" xmlns:oel="http://schemas.microsoft.com/office/2019/extlst" xmlns:r="http://schemas.openxmlformats.org/officeDocument/2006/relationships" xmlns:m="http://schemas.openxmlformats.org/officeDocument/2006/math" xmlns:v="urn:schemas-microsoft-com:vml" xmlns:wp14="http://schemas.microsoft.com/office/word/2010/wordprocessingDrawing" xmlns:wp="http://schemas.openxmlformats.org/drawingml/2006/wordprocessingDrawing" xmlns:w10="urn:schemas-microsoft-com:office:word" xmlns:w="http://schemas.openxmlformats.org/wordprocessingml/2006/main" xmlns:w14="http://schemas.microsoft.com/office/word/2010/wordml" xmlns:w15="http://schemas.microsoft.com/office/word/2012/wordml" xmlns:w16cex="http://schemas.microsoft.com/office/word/2018/wordml/cex" xmlns:w16cid="http://schemas.microsoft.com/office/word/2016/wordml/cid" xmlns:w16="http://schemas.microsoft.com/office/word/2018/wordml" xmlns:w16du="http://schemas.microsoft.com/office/word/2023/wordml/word16du" xmlns:w16sdtdh="http://schemas.microsoft.com/office/word/2020/wordml/sdtdatahash" xmlns:w16sdtfl="http://schemas.microsoft.com/office/word/2024/wordml/sdtformatlock" xmlns:w16se="http://schemas.microsoft.com/office/word/2015/wordml/symex" xmlns:wpg="http://schemas.microsoft.com/office/word/2010/wordprocessingGroup" xmlns:wpi="http://schemas.microsoft.com/office/word/2010/wordprocessingInk" xmlns:wne="http://schemas.microsoft.com/office/word/2006/wordml" xmlns:wps="http://schemas.microsoft.com/office/word/2010/wordprocessingShape" mc:Ignorable="w14 w15 w16se w16cid w16 w16cex w16sdtdh w16sdtfl w16du wp14">
   <w:endnote w:type="separator" w:id="-1">
     <w:p>
       <w:r>
@@ -5762,7 +5895,7 @@
 </file>
 
 <file path=word/footer1.xml><?xml version="1.0" encoding="utf-8"?>
-<w:ftr xmlns:wpc="http://schemas.microsoft.com/office/word/2010/wordprocessingCanvas" xmlns:cx="http://schemas.microsoft.com/office/drawing/2014/chartex" xmlns:cx1="http://schemas.microsoft.com/office/drawing/2015/9/8/chartex" xmlns:cx2="http://schemas.microsoft.com/office/drawing/2015/10/21/chartex" xmlns:cx3="http://schemas.microsoft.com/office/drawing/2016/5/9/chartex" xmlns:cx4="http://schemas.microsoft.com/office/drawing/2016/5/10/chartex" xmlns:cx5="http://schemas.microsoft.com/office/drawing/2016/5/11/chartex" xmlns:cx6="http://schemas.microsoft.com/office/drawing/2016/5/12/chartex" xmlns:cx7="http://schemas.microsoft.com/office/drawing/2016/5/13/chartex" xmlns:cx8="http://schemas.microsoft.com/office/drawing/2016/5/14/chartex" xmlns:mc="http://schemas.openxmlformats.org/markup-compatibility/2006" xmlns:aink="http://schemas.microsoft.com/office/drawing/2016/ink" xmlns:am3d="http://schemas.microsoft.com/office/drawing/2017/model3d" xmlns:o="urn:schemas-microsoft-com:office:office" xmlns:oel="http://schemas.microsoft.com/office/2019/extlst" xmlns:r="http://schemas.openxmlformats.org/officeDocument/2006/relationships" xmlns:m="http://schemas.openxmlformats.org/officeDocument/2006/math" xmlns:v="urn:schemas-microsoft-com:vml" xmlns:wp14="http://schemas.microsoft.com/office/word/2010/wordprocessingDrawing" xmlns:wp="http://schemas.openxmlformats.org/drawingml/2006/wordprocessingDrawing" xmlns:w10="urn:schemas-microsoft-com:office:word" xmlns:w="http://schemas.openxmlformats.org/wordprocessingml/2006/main" xmlns:w14="http://schemas.microsoft.com/office/word/2010/wordml" xmlns:w15="http://schemas.microsoft.com/office/word/2012/wordml" xmlns:w16cei="http://schemas.microsoft.com/office/word/2026/wordml/cei" xmlns:w16cex="http://schemas.microsoft.com/office/word/2018/wordml/cex" xmlns:w16cid="http://schemas.microsoft.com/office/word/2016/wordml/cid" xmlns:w16="http://schemas.microsoft.com/office/word/2018/wordml" xmlns:w16du="http://schemas.microsoft.com/office/word/2023/wordml/word16du" xmlns:w16sdtdh="http://schemas.microsoft.com/office/word/2020/wordml/sdtdatahash" xmlns:w16sdtfl="http://schemas.microsoft.com/office/word/2024/wordml/sdtformatlock" xmlns:w16se="http://schemas.microsoft.com/office/word/2015/wordml/symex" xmlns:wpg="http://schemas.microsoft.com/office/word/2010/wordprocessingGroup" xmlns:wpi="http://schemas.microsoft.com/office/word/2010/wordprocessingInk" xmlns:wne="http://schemas.microsoft.com/office/word/2006/wordml" xmlns:wps="http://schemas.microsoft.com/office/word/2010/wordprocessingShape" mc:Ignorable="w14 w15 w16se w16cid w16 w16cex w16sdtdh w16sdtfl w16du wp14">
+<w:ftr xmlns:wpc="http://schemas.microsoft.com/office/word/2010/wordprocessingCanvas" xmlns:cx="http://schemas.microsoft.com/office/drawing/2014/chartex" xmlns:cx1="http://schemas.microsoft.com/office/drawing/2015/9/8/chartex" xmlns:cx2="http://schemas.microsoft.com/office/drawing/2015/10/21/chartex" xmlns:cx3="http://schemas.microsoft.com/office/drawing/2016/5/9/chartex" xmlns:cx4="http://schemas.microsoft.com/office/drawing/2016/5/10/chartex" xmlns:cx5="http://schemas.microsoft.com/office/drawing/2016/5/11/chartex" xmlns:cx6="http://schemas.microsoft.com/office/drawing/2016/5/12/chartex" xmlns:cx7="http://schemas.microsoft.com/office/drawing/2016/5/13/chartex" xmlns:cx8="http://schemas.microsoft.com/office/drawing/2016/5/14/chartex" xmlns:mc="http://schemas.openxmlformats.org/markup-compatibility/2006" xmlns:aink="http://schemas.microsoft.com/office/drawing/2016/ink" xmlns:am3d="http://schemas.microsoft.com/office/drawing/2017/model3d" xmlns:o="urn:schemas-microsoft-com:office:office" xmlns:oel="http://schemas.microsoft.com/office/2019/extlst" xmlns:r="http://schemas.openxmlformats.org/officeDocument/2006/relationships" xmlns:m="http://schemas.openxmlformats.org/officeDocument/2006/math" xmlns:v="urn:schemas-microsoft-com:vml" xmlns:wp14="http://schemas.microsoft.com/office/word/2010/wordprocessingDrawing" xmlns:wp="http://schemas.openxmlformats.org/drawingml/2006/wordprocessingDrawing" xmlns:w10="urn:schemas-microsoft-com:office:word" xmlns:w="http://schemas.openxmlformats.org/wordprocessingml/2006/main" xmlns:w14="http://schemas.microsoft.com/office/word/2010/wordml" xmlns:w15="http://schemas.microsoft.com/office/word/2012/wordml" xmlns:w16cex="http://schemas.microsoft.com/office/word/2018/wordml/cex" xmlns:w16cid="http://schemas.microsoft.com/office/word/2016/wordml/cid" xmlns:w16="http://schemas.microsoft.com/office/word/2018/wordml" xmlns:w16du="http://schemas.microsoft.com/office/word/2023/wordml/word16du" xmlns:w16sdtdh="http://schemas.microsoft.com/office/word/2020/wordml/sdtdatahash" xmlns:w16sdtfl="http://schemas.microsoft.com/office/word/2024/wordml/sdtformatlock" xmlns:w16se="http://schemas.microsoft.com/office/word/2015/wordml/symex" xmlns:wpg="http://schemas.microsoft.com/office/word/2010/wordprocessingGroup" xmlns:wpi="http://schemas.microsoft.com/office/word/2010/wordprocessingInk" xmlns:wne="http://schemas.microsoft.com/office/word/2006/wordml" xmlns:wps="http://schemas.microsoft.com/office/word/2010/wordprocessingShape" mc:Ignorable="w14 w15 w16se w16cid w16 w16cex w16sdtdh w16sdtfl w16du wp14">
   <w:p>
     <w:pPr>
       <w:pStyle w:val="Piedepgina"/>
@@ -5843,7 +5976,7 @@
 </file>
 
 <file path=word/footer2.xml><?xml version="1.0" encoding="utf-8"?>
-<w:ftr xmlns:wpc="http://schemas.microsoft.com/office/word/2010/wordprocessingCanvas" xmlns:cx="http://schemas.microsoft.com/office/drawing/2014/chartex" xmlns:cx1="http://schemas.microsoft.com/office/drawing/2015/9/8/chartex" xmlns:cx2="http://schemas.microsoft.com/office/drawing/2015/10/21/chartex" xmlns:cx3="http://schemas.microsoft.com/office/drawing/2016/5/9/chartex" xmlns:cx4="http://schemas.microsoft.com/office/drawing/2016/5/10/chartex" xmlns:cx5="http://schemas.microsoft.com/office/drawing/2016/5/11/chartex" xmlns:cx6="http://schemas.microsoft.com/office/drawing/2016/5/12/chartex" xmlns:cx7="http://schemas.microsoft.com/office/drawing/2016/5/13/chartex" xmlns:cx8="http://schemas.microsoft.com/office/drawing/2016/5/14/chartex" xmlns:mc="http://schemas.openxmlformats.org/markup-compatibility/2006" xmlns:aink="http://schemas.microsoft.com/office/drawing/2016/ink" xmlns:am3d="http://schemas.microsoft.com/office/drawing/2017/model3d" xmlns:o="urn:schemas-microsoft-com:office:office" xmlns:oel="http://schemas.microsoft.com/office/2019/extlst" xmlns:r="http://schemas.openxmlformats.org/officeDocument/2006/relationships" xmlns:m="http://schemas.openxmlformats.org/officeDocument/2006/math" xmlns:v="urn:schemas-microsoft-com:vml" xmlns:wp14="http://schemas.microsoft.com/office/word/2010/wordprocessingDrawing" xmlns:wp="http://schemas.openxmlformats.org/drawingml/2006/wordprocessingDrawing" xmlns:w10="urn:schemas-microsoft-com:office:word" xmlns:w="http://schemas.openxmlformats.org/wordprocessingml/2006/main" xmlns:w14="http://schemas.microsoft.com/office/word/2010/wordml" xmlns:w15="http://schemas.microsoft.com/office/word/2012/wordml" xmlns:w16cei="http://schemas.microsoft.com/office/word/2026/wordml/cei" xmlns:w16cex="http://schemas.microsoft.com/office/word/2018/wordml/cex" xmlns:w16cid="http://schemas.microsoft.com/office/word/2016/wordml/cid" xmlns:w16="http://schemas.microsoft.com/office/word/2018/wordml" xmlns:w16du="http://schemas.microsoft.com/office/word/2023/wordml/word16du" xmlns:w16sdtdh="http://schemas.microsoft.com/office/word/2020/wordml/sdtdatahash" xmlns:w16sdtfl="http://schemas.microsoft.com/office/word/2024/wordml/sdtformatlock" xmlns:w16se="http://schemas.microsoft.com/office/word/2015/wordml/symex" xmlns:wpg="http://schemas.microsoft.com/office/word/2010/wordprocessingGroup" xmlns:wpi="http://schemas.microsoft.com/office/word/2010/wordprocessingInk" xmlns:wne="http://schemas.microsoft.com/office/word/2006/wordml" xmlns:wps="http://schemas.microsoft.com/office/word/2010/wordprocessingShape" mc:Ignorable="w14 w15 w16se w16cid w16 w16cex w16sdtdh w16sdtfl w16du wp14">
+<w:ftr xmlns:wpc="http://schemas.microsoft.com/office/word/2010/wordprocessingCanvas" xmlns:cx="http://schemas.microsoft.com/office/drawing/2014/chartex" xmlns:cx1="http://schemas.microsoft.com/office/drawing/2015/9/8/chartex" xmlns:cx2="http://schemas.microsoft.com/office/drawing/2015/10/21/chartex" xmlns:cx3="http://schemas.microsoft.com/office/drawing/2016/5/9/chartex" xmlns:cx4="http://schemas.microsoft.com/office/drawing/2016/5/10/chartex" xmlns:cx5="http://schemas.microsoft.com/office/drawing/2016/5/11/chartex" xmlns:cx6="http://schemas.microsoft.com/office/drawing/2016/5/12/chartex" xmlns:cx7="http://schemas.microsoft.com/office/drawing/2016/5/13/chartex" xmlns:cx8="http://schemas.microsoft.com/office/drawing/2016/5/14/chartex" xmlns:mc="http://schemas.openxmlformats.org/markup-compatibility/2006" xmlns:aink="http://schemas.microsoft.com/office/drawing/2016/ink" xmlns:am3d="http://schemas.microsoft.com/office/drawing/2017/model3d" xmlns:o="urn:schemas-microsoft-com:office:office" xmlns:oel="http://schemas.microsoft.com/office/2019/extlst" xmlns:r="http://schemas.openxmlformats.org/officeDocument/2006/relationships" xmlns:m="http://schemas.openxmlformats.org/officeDocument/2006/math" xmlns:v="urn:schemas-microsoft-com:vml" xmlns:wp14="http://schemas.microsoft.com/office/word/2010/wordprocessingDrawing" xmlns:wp="http://schemas.openxmlformats.org/drawingml/2006/wordprocessingDrawing" xmlns:w10="urn:schemas-microsoft-com:office:word" xmlns:w="http://schemas.openxmlformats.org/wordprocessingml/2006/main" xmlns:w14="http://schemas.microsoft.com/office/word/2010/wordml" xmlns:w15="http://schemas.microsoft.com/office/word/2012/wordml" xmlns:w16cex="http://schemas.microsoft.com/office/word/2018/wordml/cex" xmlns:w16cid="http://schemas.microsoft.com/office/word/2016/wordml/cid" xmlns:w16="http://schemas.microsoft.com/office/word/2018/wordml" xmlns:w16du="http://schemas.microsoft.com/office/word/2023/wordml/word16du" xmlns:w16sdtdh="http://schemas.microsoft.com/office/word/2020/wordml/sdtdatahash" xmlns:w16sdtfl="http://schemas.microsoft.com/office/word/2024/wordml/sdtformatlock" xmlns:w16se="http://schemas.microsoft.com/office/word/2015/wordml/symex" xmlns:wpg="http://schemas.microsoft.com/office/word/2010/wordprocessingGroup" xmlns:wpi="http://schemas.microsoft.com/office/word/2010/wordprocessingInk" xmlns:wne="http://schemas.microsoft.com/office/word/2006/wordml" xmlns:wps="http://schemas.microsoft.com/office/word/2010/wordprocessingShape" mc:Ignorable="w14 w15 w16se w16cid w16 w16cex w16sdtdh w16sdtfl w16du wp14">
   <w:p>
     <w:pPr>
       <w:pStyle w:val="Piedepgina"/>
@@ -5853,7 +5986,7 @@
 </file>
 
 <file path=word/footer3.xml><?xml version="1.0" encoding="utf-8"?>
-<w:ftr xmlns:wpc="http://schemas.microsoft.com/office/word/2010/wordprocessingCanvas" xmlns:cx="http://schemas.microsoft.com/office/drawing/2014/chartex" xmlns:cx1="http://schemas.microsoft.com/office/drawing/2015/9/8/chartex" xmlns:cx2="http://schemas.microsoft.com/office/drawing/2015/10/21/chartex" xmlns:cx3="http://schemas.microsoft.com/office/drawing/2016/5/9/chartex" xmlns:cx4="http://schemas.microsoft.com/office/drawing/2016/5/10/chartex" xmlns:cx5="http://schemas.microsoft.com/office/drawing/2016/5/11/chartex" xmlns:cx6="http://schemas.microsoft.com/office/drawing/2016/5/12/chartex" xmlns:cx7="http://schemas.microsoft.com/office/drawing/2016/5/13/chartex" xmlns:cx8="http://schemas.microsoft.com/office/drawing/2016/5/14/chartex" xmlns:mc="http://schemas.openxmlformats.org/markup-compatibility/2006" xmlns:aink="http://schemas.microsoft.com/office/drawing/2016/ink" xmlns:am3d="http://schemas.microsoft.com/office/drawing/2017/model3d" xmlns:o="urn:schemas-microsoft-com:office:office" xmlns:oel="http://schemas.microsoft.com/office/2019/extlst" xmlns:r="http://schemas.openxmlformats.org/officeDocument/2006/relationships" xmlns:m="http://schemas.openxmlformats.org/officeDocument/2006/math" xmlns:v="urn:schemas-microsoft-com:vml" xmlns:wp14="http://schemas.microsoft.com/office/word/2010/wordprocessingDrawing" xmlns:wp="http://schemas.openxmlformats.org/drawingml/2006/wordprocessingDrawing" xmlns:w10="urn:schemas-microsoft-com:office:word" xmlns:w="http://schemas.openxmlformats.org/wordprocessingml/2006/main" xmlns:w14="http://schemas.microsoft.com/office/word/2010/wordml" xmlns:w15="http://schemas.microsoft.com/office/word/2012/wordml" xmlns:w16cei="http://schemas.microsoft.com/office/word/2026/wordml/cei" xmlns:w16cex="http://schemas.microsoft.com/office/word/2018/wordml/cex" xmlns:w16cid="http://schemas.microsoft.com/office/word/2016/wordml/cid" xmlns:w16="http://schemas.microsoft.com/office/word/2018/wordml" xmlns:w16du="http://schemas.microsoft.com/office/word/2023/wordml/word16du" xmlns:w16sdtdh="http://schemas.microsoft.com/office/word/2020/wordml/sdtdatahash" xmlns:w16sdtfl="http://schemas.microsoft.com/office/word/2024/wordml/sdtformatlock" xmlns:w16se="http://schemas.microsoft.com/office/word/2015/wordml/symex" xmlns:wpg="http://schemas.microsoft.com/office/word/2010/wordprocessingGroup" xmlns:wpi="http://schemas.microsoft.com/office/word/2010/wordprocessingInk" xmlns:wne="http://schemas.microsoft.com/office/word/2006/wordml" xmlns:wps="http://schemas.microsoft.com/office/word/2010/wordprocessingShape" mc:Ignorable="w14 w15 w16se w16cid w16 w16cex w16sdtdh w16sdtfl w16du wp14">
+<w:ftr xmlns:wpc="http://schemas.microsoft.com/office/word/2010/wordprocessingCanvas" xmlns:cx="http://schemas.microsoft.com/office/drawing/2014/chartex" xmlns:cx1="http://schemas.microsoft.com/office/drawing/2015/9/8/chartex" xmlns:cx2="http://schemas.microsoft.com/office/drawing/2015/10/21/chartex" xmlns:cx3="http://schemas.microsoft.com/office/drawing/2016/5/9/chartex" xmlns:cx4="http://schemas.microsoft.com/office/drawing/2016/5/10/chartex" xmlns:cx5="http://schemas.microsoft.com/office/drawing/2016/5/11/chartex" xmlns:cx6="http://schemas.microsoft.com/office/drawing/2016/5/12/chartex" xmlns:cx7="http://schemas.microsoft.com/office/drawing/2016/5/13/chartex" xmlns:cx8="http://schemas.microsoft.com/office/drawing/2016/5/14/chartex" xmlns:mc="http://schemas.openxmlformats.org/markup-compatibility/2006" xmlns:aink="http://schemas.microsoft.com/office/drawing/2016/ink" xmlns:am3d="http://schemas.microsoft.com/office/drawing/2017/model3d" xmlns:o="urn:schemas-microsoft-com:office:office" xmlns:oel="http://schemas.microsoft.com/office/2019/extlst" xmlns:r="http://schemas.openxmlformats.org/officeDocument/2006/relationships" xmlns:m="http://schemas.openxmlformats.org/officeDocument/2006/math" xmlns:v="urn:schemas-microsoft-com:vml" xmlns:wp14="http://schemas.microsoft.com/office/word/2010/wordprocessingDrawing" xmlns:wp="http://schemas.openxmlformats.org/drawingml/2006/wordprocessingDrawing" xmlns:w10="urn:schemas-microsoft-com:office:word" xmlns:w="http://schemas.openxmlformats.org/wordprocessingml/2006/main" xmlns:w14="http://schemas.microsoft.com/office/word/2010/wordml" xmlns:w15="http://schemas.microsoft.com/office/word/2012/wordml" xmlns:w16cex="http://schemas.microsoft.com/office/word/2018/wordml/cex" xmlns:w16cid="http://schemas.microsoft.com/office/word/2016/wordml/cid" xmlns:w16="http://schemas.microsoft.com/office/word/2018/wordml" xmlns:w16du="http://schemas.microsoft.com/office/word/2023/wordml/word16du" xmlns:w16sdtdh="http://schemas.microsoft.com/office/word/2020/wordml/sdtdatahash" xmlns:w16sdtfl="http://schemas.microsoft.com/office/word/2024/wordml/sdtformatlock" xmlns:w16se="http://schemas.microsoft.com/office/word/2015/wordml/symex" xmlns:wpg="http://schemas.microsoft.com/office/word/2010/wordprocessingGroup" xmlns:wpi="http://schemas.microsoft.com/office/word/2010/wordprocessingInk" xmlns:wne="http://schemas.microsoft.com/office/word/2006/wordml" xmlns:wps="http://schemas.microsoft.com/office/word/2010/wordprocessingShape" mc:Ignorable="w14 w15 w16se w16cid w16 w16cex w16sdtdh w16sdtfl w16du wp14">
   <w:p>
     <w:pPr>
       <w:pStyle w:val="Piedepgina"/>
@@ -6093,7 +6226,7 @@
             <w:rPr>
               <w:noProof/>
             </w:rPr>
-            <w:t>10/09/2026</w:t>
+            <w:t>25/09/2026</w:t>
           </w:r>
           <w:r>
             <w:fldChar w:fldCharType="end"/>
@@ -6121,7 +6254,7 @@
 </file>
 
 <file path=word/footer4.xml><?xml version="1.0" encoding="utf-8"?>
-<w:ftr xmlns:wpc="http://schemas.microsoft.com/office/word/2010/wordprocessingCanvas" xmlns:cx="http://schemas.microsoft.com/office/drawing/2014/chartex" xmlns:cx1="http://schemas.microsoft.com/office/drawing/2015/9/8/chartex" xmlns:cx2="http://schemas.microsoft.com/office/drawing/2015/10/21/chartex" xmlns:cx3="http://schemas.microsoft.com/office/drawing/2016/5/9/chartex" xmlns:cx4="http://schemas.microsoft.com/office/drawing/2016/5/10/chartex" xmlns:cx5="http://schemas.microsoft.com/office/drawing/2016/5/11/chartex" xmlns:cx6="http://schemas.microsoft.com/office/drawing/2016/5/12/chartex" xmlns:cx7="http://schemas.microsoft.com/office/drawing/2016/5/13/chartex" xmlns:cx8="http://schemas.microsoft.com/office/drawing/2016/5/14/chartex" xmlns:mc="http://schemas.openxmlformats.org/markup-compatibility/2006" xmlns:aink="http://schemas.microsoft.com/office/drawing/2016/ink" xmlns:am3d="http://schemas.microsoft.com/office/drawing/2017/model3d" xmlns:o="urn:schemas-microsoft-com:office:office" xmlns:oel="http://schemas.microsoft.com/office/2019/extlst" xmlns:r="http://schemas.openxmlformats.org/officeDocument/2006/relationships" xmlns:m="http://schemas.openxmlformats.org/officeDocument/2006/math" xmlns:v="urn:schemas-microsoft-com:vml" xmlns:wp14="http://schemas.microsoft.com/office/word/2010/wordprocessingDrawing" xmlns:wp="http://schemas.openxmlformats.org/drawingml/2006/wordprocessingDrawing" xmlns:w10="urn:schemas-microsoft-com:office:word" xmlns:w="http://schemas.openxmlformats.org/wordprocessingml/2006/main" xmlns:w14="http://schemas.microsoft.com/office/word/2010/wordml" xmlns:w15="http://schemas.microsoft.com/office/word/2012/wordml" xmlns:w16cei="http://schemas.microsoft.com/office/word/2026/wordml/cei" xmlns:w16cex="http://schemas.microsoft.com/office/word/2018/wordml/cex" xmlns:w16cid="http://schemas.microsoft.com/office/word/2016/wordml/cid" xmlns:w16="http://schemas.microsoft.com/office/word/2018/wordml" xmlns:w16du="http://schemas.microsoft.com/office/word/2023/wordml/word16du" xmlns:w16sdtdh="http://schemas.microsoft.com/office/word/2020/wordml/sdtdatahash" xmlns:w16sdtfl="http://schemas.microsoft.com/office/word/2024/wordml/sdtformatlock" xmlns:w16se="http://schemas.microsoft.com/office/word/2015/wordml/symex" xmlns:wpg="http://schemas.microsoft.com/office/word/2010/wordprocessingGroup" xmlns:wpi="http://schemas.microsoft.com/office/word/2010/wordprocessingInk" xmlns:wne="http://schemas.microsoft.com/office/word/2006/wordml" xmlns:wps="http://schemas.microsoft.com/office/word/2010/wordprocessingShape" mc:Ignorable="w14 w15 w16se w16cid w16 w16cex w16sdtdh w16sdtfl w16du wp14">
+<w:ftr xmlns:wpc="http://schemas.microsoft.com/office/word/2010/wordprocessingCanvas" xmlns:cx="http://schemas.microsoft.com/office/drawing/2014/chartex" xmlns:cx1="http://schemas.microsoft.com/office/drawing/2015/9/8/chartex" xmlns:cx2="http://schemas.microsoft.com/office/drawing/2015/10/21/chartex" xmlns:cx3="http://schemas.microsoft.com/office/drawing/2016/5/9/chartex" xmlns:cx4="http://schemas.microsoft.com/office/drawing/2016/5/10/chartex" xmlns:cx5="http://schemas.microsoft.com/office/drawing/2016/5/11/chartex" xmlns:cx6="http://schemas.microsoft.com/office/drawing/2016/5/12/chartex" xmlns:cx7="http://schemas.microsoft.com/office/drawing/2016/5/13/chartex" xmlns:cx8="http://schemas.microsoft.com/office/drawing/2016/5/14/chartex" xmlns:mc="http://schemas.openxmlformats.org/markup-compatibility/2006" xmlns:aink="http://schemas.microsoft.com/office/drawing/2016/ink" xmlns:am3d="http://schemas.microsoft.com/office/drawing/2017/model3d" xmlns:o="urn:schemas-microsoft-com:office:office" xmlns:oel="http://schemas.microsoft.com/office/2019/extlst" xmlns:r="http://schemas.openxmlformats.org/officeDocument/2006/relationships" xmlns:m="http://schemas.openxmlformats.org/officeDocument/2006/math" xmlns:v="urn:schemas-microsoft-com:vml" xmlns:wp14="http://schemas.microsoft.com/office/word/2010/wordprocessingDrawing" xmlns:wp="http://schemas.openxmlformats.org/drawingml/2006/wordprocessingDrawing" xmlns:w10="urn:schemas-microsoft-com:office:word" xmlns:w="http://schemas.openxmlformats.org/wordprocessingml/2006/main" xmlns:w14="http://schemas.microsoft.com/office/word/2010/wordml" xmlns:w15="http://schemas.microsoft.com/office/word/2012/wordml" xmlns:w16cex="http://schemas.microsoft.com/office/word/2018/wordml/cex" xmlns:w16cid="http://schemas.microsoft.com/office/word/2016/wordml/cid" xmlns:w16="http://schemas.microsoft.com/office/word/2018/wordml" xmlns:w16du="http://schemas.microsoft.com/office/word/2023/wordml/word16du" xmlns:w16sdtdh="http://schemas.microsoft.com/office/word/2020/wordml/sdtdatahash" xmlns:w16sdtfl="http://schemas.microsoft.com/office/word/2024/wordml/sdtformatlock" xmlns:w16se="http://schemas.microsoft.com/office/word/2015/wordml/symex" xmlns:wpg="http://schemas.microsoft.com/office/word/2010/wordprocessingGroup" xmlns:wpi="http://schemas.microsoft.com/office/word/2010/wordprocessingInk" xmlns:wne="http://schemas.microsoft.com/office/word/2006/wordml" xmlns:wps="http://schemas.microsoft.com/office/word/2010/wordprocessingShape" mc:Ignorable="w14 w15 w16se w16cid w16 w16cex w16sdtdh w16sdtfl w16du wp14">
   <w:p>
     <w:pPr>
       <w:pStyle w:val="Piedepgina"/>
@@ -6333,7 +6466,7 @@
             <w:rPr>
               <w:noProof/>
             </w:rPr>
-            <w:t>10/09/2026</w:t>
+            <w:t>25/09/2026</w:t>
           </w:r>
           <w:r>
             <w:fldChar w:fldCharType="end"/>
@@ -6361,7 +6494,7 @@
 </file>
 
 <file path=word/footnotes.xml><?xml version="1.0" encoding="utf-8"?>
-<w:footnotes xmlns:wpc="http://schemas.microsoft.com/office/word/2010/wordprocessingCanvas" xmlns:cx="http://schemas.microsoft.com/office/drawing/2014/chartex" xmlns:cx1="http://schemas.microsoft.com/office/drawing/2015/9/8/chartex" xmlns:cx2="http://schemas.microsoft.com/office/drawing/2015/10/21/chartex" xmlns:cx3="http://schemas.microsoft.com/office/drawing/2016/5/9/chartex" xmlns:cx4="http://schemas.microsoft.com/office/drawing/2016/5/10/chartex" xmlns:cx5="http://schemas.microsoft.com/office/drawing/2016/5/11/chartex" xmlns:cx6="http://schemas.microsoft.com/office/drawing/2016/5/12/chartex" xmlns:cx7="http://schemas.microsoft.com/office/drawing/2016/5/13/chartex" xmlns:cx8="http://schemas.microsoft.com/office/drawing/2016/5/14/chartex" xmlns:mc="http://schemas.openxmlformats.org/markup-compatibility/2006" xmlns:aink="http://schemas.microsoft.com/office/drawing/2016/ink" xmlns:am3d="http://schemas.microsoft.com/office/drawing/2017/model3d" xmlns:o="urn:schemas-microsoft-com:office:office" xmlns:oel="http://schemas.microsoft.com/office/2019/extlst" xmlns:r="http://schemas.openxmlformats.org/officeDocument/2006/relationships" xmlns:m="http://schemas.openxmlformats.org/officeDocument/2006/math" xmlns:v="urn:schemas-microsoft-com:vml" xmlns:wp14="http://schemas.microsoft.com/office/word/2010/wordprocessingDrawing" xmlns:wp="http://schemas.openxmlformats.org/drawingml/2006/wordprocessingDrawing" xmlns:w10="urn:schemas-microsoft-com:office:word" xmlns:w="http://schemas.openxmlformats.org/wordprocessingml/2006/main" xmlns:w14="http://schemas.microsoft.com/office/word/2010/wordml" xmlns:w15="http://schemas.microsoft.com/office/word/2012/wordml" xmlns:w16cei="http://schemas.microsoft.com/office/word/2026/wordml/cei" xmlns:w16cex="http://schemas.microsoft.com/office/word/2018/wordml/cex" xmlns:w16cid="http://schemas.microsoft.com/office/word/2016/wordml/cid" xmlns:w16="http://schemas.microsoft.com/office/word/2018/wordml" xmlns:w16du="http://schemas.microsoft.com/office/word/2023/wordml/word16du" xmlns:w16sdtdh="http://schemas.microsoft.com/office/word/2020/wordml/sdtdatahash" xmlns:w16sdtfl="http://schemas.microsoft.com/office/word/2024/wordml/sdtformatlock" xmlns:w16se="http://schemas.microsoft.com/office/word/2015/wordml/symex" xmlns:wpg="http://schemas.microsoft.com/office/word/2010/wordprocessingGroup" xmlns:wpi="http://schemas.microsoft.com/office/word/2010/wordprocessingInk" xmlns:wne="http://schemas.microsoft.com/office/word/2006/wordml" xmlns:wps="http://schemas.microsoft.com/office/word/2010/wordprocessingShape" mc:Ignorable="w14 w15 w16se w16cid w16 w16cex w16sdtdh w16sdtfl w16du wp14">
+<w:footnotes xmlns:wpc="http://schemas.microsoft.com/office/word/2010/wordprocessingCanvas" xmlns:cx="http://schemas.microsoft.com/office/drawing/2014/chartex" xmlns:cx1="http://schemas.microsoft.com/office/drawing/2015/9/8/chartex" xmlns:cx2="http://schemas.microsoft.com/office/drawing/2015/10/21/chartex" xmlns:cx3="http://schemas.microsoft.com/office/drawing/2016/5/9/chartex" xmlns:cx4="http://schemas.microsoft.com/office/drawing/2016/5/10/chartex" xmlns:cx5="http://schemas.microsoft.com/office/drawing/2016/5/11/chartex" xmlns:cx6="http://schemas.microsoft.com/office/drawing/2016/5/12/chartex" xmlns:cx7="http://schemas.microsoft.com/office/drawing/2016/5/13/chartex" xmlns:cx8="http://schemas.microsoft.com/office/drawing/2016/5/14/chartex" xmlns:mc="http://schemas.openxmlformats.org/markup-compatibility/2006" xmlns:aink="http://schemas.microsoft.com/office/drawing/2016/ink" xmlns:am3d="http://schemas.microsoft.com/office/drawing/2017/model3d" xmlns:o="urn:schemas-microsoft-com:office:office" xmlns:oel="http://schemas.microsoft.com/office/2019/extlst" xmlns:r="http://schemas.openxmlformats.org/officeDocument/2006/relationships" xmlns:m="http://schemas.openxmlformats.org/officeDocument/2006/math" xmlns:v="urn:schemas-microsoft-com:vml" xmlns:wp14="http://schemas.microsoft.com/office/word/2010/wordprocessingDrawing" xmlns:wp="http://schemas.openxmlformats.org/drawingml/2006/wordprocessingDrawing" xmlns:w10="urn:schemas-microsoft-com:office:word" xmlns:w="http://schemas.openxmlformats.org/wordprocessingml/2006/main" xmlns:w14="http://schemas.microsoft.com/office/word/2010/wordml" xmlns:w15="http://schemas.microsoft.com/office/word/2012/wordml" xmlns:w16cex="http://schemas.microsoft.com/office/word/2018/wordml/cex" xmlns:w16cid="http://schemas.microsoft.com/office/word/2016/wordml/cid" xmlns:w16="http://schemas.microsoft.com/office/word/2018/wordml" xmlns:w16du="http://schemas.microsoft.com/office/word/2023/wordml/word16du" xmlns:w16sdtdh="http://schemas.microsoft.com/office/word/2020/wordml/sdtdatahash" xmlns:w16sdtfl="http://schemas.microsoft.com/office/word/2024/wordml/sdtformatlock" xmlns:w16se="http://schemas.microsoft.com/office/word/2015/wordml/symex" xmlns:wpg="http://schemas.microsoft.com/office/word/2010/wordprocessingGroup" xmlns:wpi="http://schemas.microsoft.com/office/word/2010/wordprocessingInk" xmlns:wne="http://schemas.microsoft.com/office/word/2006/wordml" xmlns:wps="http://schemas.microsoft.com/office/word/2010/wordprocessingShape" mc:Ignorable="w14 w15 w16se w16cid w16 w16cex w16sdtdh w16sdtfl w16du wp14">
   <w:footnote w:type="separator" w:id="-1">
     <w:p>
       <w:r>
@@ -6380,7 +6513,7 @@
 </file>
 
 <file path=word/header1.xml><?xml version="1.0" encoding="utf-8"?>
-<w:hdr xmlns:wpc="http://schemas.microsoft.com/office/word/2010/wordprocessingCanvas" xmlns:cx="http://schemas.microsoft.com/office/drawing/2014/chartex" xmlns:cx1="http://schemas.microsoft.com/office/drawing/2015/9/8/chartex" xmlns:cx2="http://schemas.microsoft.com/office/drawing/2015/10/21/chartex" xmlns:cx3="http://schemas.microsoft.com/office/drawing/2016/5/9/chartex" xmlns:cx4="http://schemas.microsoft.com/office/drawing/2016/5/10/chartex" xmlns:cx5="http://schemas.microsoft.com/office/drawing/2016/5/11/chartex" xmlns:cx6="http://schemas.microsoft.com/office/drawing/2016/5/12/chartex" xmlns:cx7="http://schemas.microsoft.com/office/drawing/2016/5/13/chartex" xmlns:cx8="http://schemas.microsoft.com/office/drawing/2016/5/14/chartex" xmlns:mc="http://schemas.openxmlformats.org/markup-compatibility/2006" xmlns:aink="http://schemas.microsoft.com/office/drawing/2016/ink" xmlns:am3d="http://schemas.microsoft.com/office/drawing/2017/model3d" xmlns:o="urn:schemas-microsoft-com:office:office" xmlns:oel="http://schemas.microsoft.com/office/2019/extlst" xmlns:r="http://schemas.openxmlformats.org/officeDocument/2006/relationships" xmlns:m="http://schemas.openxmlformats.org/officeDocument/2006/math" xmlns:v="urn:schemas-microsoft-com:vml" xmlns:wp14="http://schemas.microsoft.com/office/word/2010/wordprocessingDrawing" xmlns:wp="http://schemas.openxmlformats.org/drawingml/2006/wordprocessingDrawing" xmlns:w10="urn:schemas-microsoft-com:office:word" xmlns:w="http://schemas.openxmlformats.org/wordprocessingml/2006/main" xmlns:w14="http://schemas.microsoft.com/office/word/2010/wordml" xmlns:w15="http://schemas.microsoft.com/office/word/2012/wordml" xmlns:w16cei="http://schemas.microsoft.com/office/word/2026/wordml/cei" xmlns:w16cex="http://schemas.microsoft.com/office/word/2018/wordml/cex" xmlns:w16cid="http://schemas.microsoft.com/office/word/2016/wordml/cid" xmlns:w16="http://schemas.microsoft.com/office/word/2018/wordml" xmlns:w16du="http://schemas.microsoft.com/office/word/2023/wordml/word16du" xmlns:w16sdtdh="http://schemas.microsoft.com/office/word/2020/wordml/sdtdatahash" xmlns:w16sdtfl="http://schemas.microsoft.com/office/word/2024/wordml/sdtformatlock" xmlns:w16se="http://schemas.microsoft.com/office/word/2015/wordml/symex" xmlns:wpg="http://schemas.microsoft.com/office/word/2010/wordprocessingGroup" xmlns:wpi="http://schemas.microsoft.com/office/word/2010/wordprocessingInk" xmlns:wne="http://schemas.microsoft.com/office/word/2006/wordml" xmlns:wps="http://schemas.microsoft.com/office/word/2010/wordprocessingShape" mc:Ignorable="w14 w15 w16se w16cid w16 w16cex w16sdtdh w16sdtfl w16du wp14">
+<w:hdr xmlns:wpc="http://schemas.microsoft.com/office/word/2010/wordprocessingCanvas" xmlns:cx="http://schemas.microsoft.com/office/drawing/2014/chartex" xmlns:cx1="http://schemas.microsoft.com/office/drawing/2015/9/8/chartex" xmlns:cx2="http://schemas.microsoft.com/office/drawing/2015/10/21/chartex" xmlns:cx3="http://schemas.microsoft.com/office/drawing/2016/5/9/chartex" xmlns:cx4="http://schemas.microsoft.com/office/drawing/2016/5/10/chartex" xmlns:cx5="http://schemas.microsoft.com/office/drawing/2016/5/11/chartex" xmlns:cx6="http://schemas.microsoft.com/office/drawing/2016/5/12/chartex" xmlns:cx7="http://schemas.microsoft.com/office/drawing/2016/5/13/chartex" xmlns:cx8="http://schemas.microsoft.com/office/drawing/2016/5/14/chartex" xmlns:mc="http://schemas.openxmlformats.org/markup-compatibility/2006" xmlns:aink="http://schemas.microsoft.com/office/drawing/2016/ink" xmlns:am3d="http://schemas.microsoft.com/office/drawing/2017/model3d" xmlns:o="urn:schemas-microsoft-com:office:office" xmlns:oel="http://schemas.microsoft.com/office/2019/extlst" xmlns:r="http://schemas.openxmlformats.org/officeDocument/2006/relationships" xmlns:m="http://schemas.openxmlformats.org/officeDocument/2006/math" xmlns:v="urn:schemas-microsoft-com:vml" xmlns:wp14="http://schemas.microsoft.com/office/word/2010/wordprocessingDrawing" xmlns:wp="http://schemas.openxmlformats.org/drawingml/2006/wordprocessingDrawing" xmlns:w10="urn:schemas-microsoft-com:office:word" xmlns:w="http://schemas.openxmlformats.org/wordprocessingml/2006/main" xmlns:w14="http://schemas.microsoft.com/office/word/2010/wordml" xmlns:w15="http://schemas.microsoft.com/office/word/2012/wordml" xmlns:w16cex="http://schemas.microsoft.com/office/word/2018/wordml/cex" xmlns:w16cid="http://schemas.microsoft.com/office/word/2016/wordml/cid" xmlns:w16="http://schemas.microsoft.com/office/word/2018/wordml" xmlns:w16du="http://schemas.microsoft.com/office/word/2023/wordml/word16du" xmlns:w16sdtdh="http://schemas.microsoft.com/office/word/2020/wordml/sdtdatahash" xmlns:w16sdtfl="http://schemas.microsoft.com/office/word/2024/wordml/sdtformatlock" xmlns:w16se="http://schemas.microsoft.com/office/word/2015/wordml/symex" xmlns:wpg="http://schemas.microsoft.com/office/word/2010/wordprocessingGroup" xmlns:wpi="http://schemas.microsoft.com/office/word/2010/wordprocessingInk" xmlns:wne="http://schemas.microsoft.com/office/word/2006/wordml" xmlns:wps="http://schemas.microsoft.com/office/word/2010/wordprocessingShape" mc:Ignorable="w14 w15 w16se w16cid w16 w16cex w16sdtdh w16sdtfl w16du wp14">
   <w:p>
     <w:pPr>
       <w:pStyle w:val="Encabezado"/>
@@ -6460,7 +6593,7 @@
 </file>
 
 <file path=word/header2.xml><?xml version="1.0" encoding="utf-8"?>
-<w:hdr xmlns:wpc="http://schemas.microsoft.com/office/word/2010/wordprocessingCanvas" xmlns:cx="http://schemas.microsoft.com/office/drawing/2014/chartex" xmlns:cx1="http://schemas.microsoft.com/office/drawing/2015/9/8/chartex" xmlns:cx2="http://schemas.microsoft.com/office/drawing/2015/10/21/chartex" xmlns:cx3="http://schemas.microsoft.com/office/drawing/2016/5/9/chartex" xmlns:cx4="http://schemas.microsoft.com/office/drawing/2016/5/10/chartex" xmlns:cx5="http://schemas.microsoft.com/office/drawing/2016/5/11/chartex" xmlns:cx6="http://schemas.microsoft.com/office/drawing/2016/5/12/chartex" xmlns:cx7="http://schemas.microsoft.com/office/drawing/2016/5/13/chartex" xmlns:cx8="http://schemas.microsoft.com/office/drawing/2016/5/14/chartex" xmlns:mc="http://schemas.openxmlformats.org/markup-compatibility/2006" xmlns:aink="http://schemas.microsoft.com/office/drawing/2016/ink" xmlns:am3d="http://schemas.microsoft.com/office/drawing/2017/model3d" xmlns:o="urn:schemas-microsoft-com:office:office" xmlns:oel="http://schemas.microsoft.com/office/2019/extlst" xmlns:r="http://schemas.openxmlformats.org/officeDocument/2006/relationships" xmlns:m="http://schemas.openxmlformats.org/officeDocument/2006/math" xmlns:v="urn:schemas-microsoft-com:vml" xmlns:wp14="http://schemas.microsoft.com/office/word/2010/wordprocessingDrawing" xmlns:wp="http://schemas.openxmlformats.org/drawingml/2006/wordprocessingDrawing" xmlns:w10="urn:schemas-microsoft-com:office:word" xmlns:w="http://schemas.openxmlformats.org/wordprocessingml/2006/main" xmlns:w14="http://schemas.microsoft.com/office/word/2010/wordml" xmlns:w15="http://schemas.microsoft.com/office/word/2012/wordml" xmlns:w16cei="http://schemas.microsoft.com/office/word/2026/wordml/cei" xmlns:w16cex="http://schemas.microsoft.com/office/word/2018/wordml/cex" xmlns:w16cid="http://schemas.microsoft.com/office/word/2016/wordml/cid" xmlns:w16="http://schemas.microsoft.com/office/word/2018/wordml" xmlns:w16du="http://schemas.microsoft.com/office/word/2023/wordml/word16du" xmlns:w16sdtdh="http://schemas.microsoft.com/office/word/2020/wordml/sdtdatahash" xmlns:w16sdtfl="http://schemas.microsoft.com/office/word/2024/wordml/sdtformatlock" xmlns:w16se="http://schemas.microsoft.com/office/word/2015/wordml/symex" xmlns:wpg="http://schemas.microsoft.com/office/word/2010/wordprocessingGroup" xmlns:wpi="http://schemas.microsoft.com/office/word/2010/wordprocessingInk" xmlns:wne="http://schemas.microsoft.com/office/word/2006/wordml" xmlns:wps="http://schemas.microsoft.com/office/word/2010/wordprocessingShape" mc:Ignorable="w14 w15 w16se w16cid w16 w16cex w16sdtdh w16sdtfl w16du wp14">
+<w:hdr xmlns:wpc="http://schemas.microsoft.com/office/word/2010/wordprocessingCanvas" xmlns:cx="http://schemas.microsoft.com/office/drawing/2014/chartex" xmlns:cx1="http://schemas.microsoft.com/office/drawing/2015/9/8/chartex" xmlns:cx2="http://schemas.microsoft.com/office/drawing/2015/10/21/chartex" xmlns:cx3="http://schemas.microsoft.com/office/drawing/2016/5/9/chartex" xmlns:cx4="http://schemas.microsoft.com/office/drawing/2016/5/10/chartex" xmlns:cx5="http://schemas.microsoft.com/office/drawing/2016/5/11/chartex" xmlns:cx6="http://schemas.microsoft.com/office/drawing/2016/5/12/chartex" xmlns:cx7="http://schemas.microsoft.com/office/drawing/2016/5/13/chartex" xmlns:cx8="http://schemas.microsoft.com/office/drawing/2016/5/14/chartex" xmlns:mc="http://schemas.openxmlformats.org/markup-compatibility/2006" xmlns:aink="http://schemas.microsoft.com/office/drawing/2016/ink" xmlns:am3d="http://schemas.microsoft.com/office/drawing/2017/model3d" xmlns:o="urn:schemas-microsoft-com:office:office" xmlns:oel="http://schemas.microsoft.com/office/2019/extlst" xmlns:r="http://schemas.openxmlformats.org/officeDocument/2006/relationships" xmlns:m="http://schemas.openxmlformats.org/officeDocument/2006/math" xmlns:v="urn:schemas-microsoft-com:vml" xmlns:wp14="http://schemas.microsoft.com/office/word/2010/wordprocessingDrawing" xmlns:wp="http://schemas.openxmlformats.org/drawingml/2006/wordprocessingDrawing" xmlns:w10="urn:schemas-microsoft-com:office:word" xmlns:w="http://schemas.openxmlformats.org/wordprocessingml/2006/main" xmlns:w14="http://schemas.microsoft.com/office/word/2010/wordml" xmlns:w15="http://schemas.microsoft.com/office/word/2012/wordml" xmlns:w16cex="http://schemas.microsoft.com/office/word/2018/wordml/cex" xmlns:w16cid="http://schemas.microsoft.com/office/word/2016/wordml/cid" xmlns:w16="http://schemas.microsoft.com/office/word/2018/wordml" xmlns:w16du="http://schemas.microsoft.com/office/word/2023/wordml/word16du" xmlns:w16sdtdh="http://schemas.microsoft.com/office/word/2020/wordml/sdtdatahash" xmlns:w16sdtfl="http://schemas.microsoft.com/office/word/2024/wordml/sdtformatlock" xmlns:w16se="http://schemas.microsoft.com/office/word/2015/wordml/symex" xmlns:wpg="http://schemas.microsoft.com/office/word/2010/wordprocessingGroup" xmlns:wpi="http://schemas.microsoft.com/office/word/2010/wordprocessingInk" xmlns:wne="http://schemas.microsoft.com/office/word/2006/wordml" xmlns:wps="http://schemas.microsoft.com/office/word/2010/wordprocessingShape" mc:Ignorable="w14 w15 w16se w16cid w16 w16cex w16sdtdh w16sdtfl w16du wp14">
   <w:p>
     <w:pPr>
       <w:pStyle w:val="Encabezado"/>
@@ -6479,7 +6612,7 @@
 </file>
 
 <file path=word/header3.xml><?xml version="1.0" encoding="utf-8"?>
-<w:hdr xmlns:wpc="http://schemas.microsoft.com/office/word/2010/wordprocessingCanvas" xmlns:cx="http://schemas.microsoft.com/office/drawing/2014/chartex" xmlns:cx1="http://schemas.microsoft.com/office/drawing/2015/9/8/chartex" xmlns:cx2="http://schemas.microsoft.com/office/drawing/2015/10/21/chartex" xmlns:cx3="http://schemas.microsoft.com/office/drawing/2016/5/9/chartex" xmlns:cx4="http://schemas.microsoft.com/office/drawing/2016/5/10/chartex" xmlns:cx5="http://schemas.microsoft.com/office/drawing/2016/5/11/chartex" xmlns:cx6="http://schemas.microsoft.com/office/drawing/2016/5/12/chartex" xmlns:cx7="http://schemas.microsoft.com/office/drawing/2016/5/13/chartex" xmlns:cx8="http://schemas.microsoft.com/office/drawing/2016/5/14/chartex" xmlns:mc="http://schemas.openxmlformats.org/markup-compatibility/2006" xmlns:aink="http://schemas.microsoft.com/office/drawing/2016/ink" xmlns:am3d="http://schemas.microsoft.com/office/drawing/2017/model3d" xmlns:o="urn:schemas-microsoft-com:office:office" xmlns:oel="http://schemas.microsoft.com/office/2019/extlst" xmlns:r="http://schemas.openxmlformats.org/officeDocument/2006/relationships" xmlns:m="http://schemas.openxmlformats.org/officeDocument/2006/math" xmlns:v="urn:schemas-microsoft-com:vml" xmlns:wp14="http://schemas.microsoft.com/office/word/2010/wordprocessingDrawing" xmlns:wp="http://schemas.openxmlformats.org/drawingml/2006/wordprocessingDrawing" xmlns:w10="urn:schemas-microsoft-com:office:word" xmlns:w="http://schemas.openxmlformats.org/wordprocessingml/2006/main" xmlns:w14="http://schemas.microsoft.com/office/word/2010/wordml" xmlns:w15="http://schemas.microsoft.com/office/word/2012/wordml" xmlns:w16cei="http://schemas.microsoft.com/office/word/2026/wordml/cei" xmlns:w16cex="http://schemas.microsoft.com/office/word/2018/wordml/cex" xmlns:w16cid="http://schemas.microsoft.com/office/word/2016/wordml/cid" xmlns:w16="http://schemas.microsoft.com/office/word/2018/wordml" xmlns:w16du="http://schemas.microsoft.com/office/word/2023/wordml/word16du" xmlns:w16sdtdh="http://schemas.microsoft.com/office/word/2020/wordml/sdtdatahash" xmlns:w16sdtfl="http://schemas.microsoft.com/office/word/2024/wordml/sdtformatlock" xmlns:w16se="http://schemas.microsoft.com/office/word/2015/wordml/symex" xmlns:wpg="http://schemas.microsoft.com/office/word/2010/wordprocessingGroup" xmlns:wpi="http://schemas.microsoft.com/office/word/2010/wordprocessingInk" xmlns:wne="http://schemas.microsoft.com/office/word/2006/wordml" xmlns:wps="http://schemas.microsoft.com/office/word/2010/wordprocessingShape" mc:Ignorable="w14 w15 w16se w16cid w16 w16cex w16sdtdh w16sdtfl w16du wp14">
+<w:hdr xmlns:wpc="http://schemas.microsoft.com/office/word/2010/wordprocessingCanvas" xmlns:cx="http://schemas.microsoft.com/office/drawing/2014/chartex" xmlns:cx1="http://schemas.microsoft.com/office/drawing/2015/9/8/chartex" xmlns:cx2="http://schemas.microsoft.com/office/drawing/2015/10/21/chartex" xmlns:cx3="http://schemas.microsoft.com/office/drawing/2016/5/9/chartex" xmlns:cx4="http://schemas.microsoft.com/office/drawing/2016/5/10/chartex" xmlns:cx5="http://schemas.microsoft.com/office/drawing/2016/5/11/chartex" xmlns:cx6="http://schemas.microsoft.com/office/drawing/2016/5/12/chartex" xmlns:cx7="http://schemas.microsoft.com/office/drawing/2016/5/13/chartex" xmlns:cx8="http://schemas.microsoft.com/office/drawing/2016/5/14/chartex" xmlns:mc="http://schemas.openxmlformats.org/markup-compatibility/2006" xmlns:aink="http://schemas.microsoft.com/office/drawing/2016/ink" xmlns:am3d="http://schemas.microsoft.com/office/drawing/2017/model3d" xmlns:o="urn:schemas-microsoft-com:office:office" xmlns:oel="http://schemas.microsoft.com/office/2019/extlst" xmlns:r="http://schemas.openxmlformats.org/officeDocument/2006/relationships" xmlns:m="http://schemas.openxmlformats.org/officeDocument/2006/math" xmlns:v="urn:schemas-microsoft-com:vml" xmlns:wp14="http://schemas.microsoft.com/office/word/2010/wordprocessingDrawing" xmlns:wp="http://schemas.openxmlformats.org/drawingml/2006/wordprocessingDrawing" xmlns:w10="urn:schemas-microsoft-com:office:word" xmlns:w="http://schemas.openxmlformats.org/wordprocessingml/2006/main" xmlns:w14="http://schemas.microsoft.com/office/word/2010/wordml" xmlns:w15="http://schemas.microsoft.com/office/word/2012/wordml" xmlns:w16cex="http://schemas.microsoft.com/office/word/2018/wordml/cex" xmlns:w16cid="http://schemas.microsoft.com/office/word/2016/wordml/cid" xmlns:w16="http://schemas.microsoft.com/office/word/2018/wordml" xmlns:w16du="http://schemas.microsoft.com/office/word/2023/wordml/word16du" xmlns:w16sdtdh="http://schemas.microsoft.com/office/word/2020/wordml/sdtdatahash" xmlns:w16sdtfl="http://schemas.microsoft.com/office/word/2024/wordml/sdtformatlock" xmlns:w16se="http://schemas.microsoft.com/office/word/2015/wordml/symex" xmlns:wpg="http://schemas.microsoft.com/office/word/2010/wordprocessingGroup" xmlns:wpi="http://schemas.microsoft.com/office/word/2010/wordprocessingInk" xmlns:wne="http://schemas.microsoft.com/office/word/2006/wordml" xmlns:wps="http://schemas.microsoft.com/office/word/2010/wordprocessingShape" mc:Ignorable="w14 w15 w16se w16cid w16 w16cex w16sdtdh w16sdtfl w16du wp14">
   <w:p>
     <w:pPr>
       <w:pStyle w:val="Encabezado"/>
@@ -6489,7 +6622,7 @@
 </file>
 
 <file path=word/header4.xml><?xml version="1.0" encoding="utf-8"?>
-<w:hdr xmlns:wpc="http://schemas.microsoft.com/office/word/2010/wordprocessingCanvas" xmlns:cx="http://schemas.microsoft.com/office/drawing/2014/chartex" xmlns:cx1="http://schemas.microsoft.com/office/drawing/2015/9/8/chartex" xmlns:cx2="http://schemas.microsoft.com/office/drawing/2015/10/21/chartex" xmlns:cx3="http://schemas.microsoft.com/office/drawing/2016/5/9/chartex" xmlns:cx4="http://schemas.microsoft.com/office/drawing/2016/5/10/chartex" xmlns:cx5="http://schemas.microsoft.com/office/drawing/2016/5/11/chartex" xmlns:cx6="http://schemas.microsoft.com/office/drawing/2016/5/12/chartex" xmlns:cx7="http://schemas.microsoft.com/office/drawing/2016/5/13/chartex" xmlns:cx8="http://schemas.microsoft.com/office/drawing/2016/5/14/chartex" xmlns:mc="http://schemas.openxmlformats.org/markup-compatibility/2006" xmlns:aink="http://schemas.microsoft.com/office/drawing/2016/ink" xmlns:am3d="http://schemas.microsoft.com/office/drawing/2017/model3d" xmlns:o="urn:schemas-microsoft-com:office:office" xmlns:oel="http://schemas.microsoft.com/office/2019/extlst" xmlns:r="http://schemas.openxmlformats.org/officeDocument/2006/relationships" xmlns:m="http://schemas.openxmlformats.org/officeDocument/2006/math" xmlns:v="urn:schemas-microsoft-com:vml" xmlns:wp14="http://schemas.microsoft.com/office/word/2010/wordprocessingDrawing" xmlns:wp="http://schemas.openxmlformats.org/drawingml/2006/wordprocessingDrawing" xmlns:w10="urn:schemas-microsoft-com:office:word" xmlns:w="http://schemas.openxmlformats.org/wordprocessingml/2006/main" xmlns:w14="http://schemas.microsoft.com/office/word/2010/wordml" xmlns:w15="http://schemas.microsoft.com/office/word/2012/wordml" xmlns:w16cei="http://schemas.microsoft.com/office/word/2026/wordml/cei" xmlns:w16cex="http://schemas.microsoft.com/office/word/2018/wordml/cex" xmlns:w16cid="http://schemas.microsoft.com/office/word/2016/wordml/cid" xmlns:w16="http://schemas.microsoft.com/office/word/2018/wordml" xmlns:w16du="http://schemas.microsoft.com/office/word/2023/wordml/word16du" xmlns:w16sdtdh="http://schemas.microsoft.com/office/word/2020/wordml/sdtdatahash" xmlns:w16sdtfl="http://schemas.microsoft.com/office/word/2024/wordml/sdtformatlock" xmlns:w16se="http://schemas.microsoft.com/office/word/2015/wordml/symex" xmlns:wpg="http://schemas.microsoft.com/office/word/2010/wordprocessingGroup" xmlns:wpi="http://schemas.microsoft.com/office/word/2010/wordprocessingInk" xmlns:wne="http://schemas.microsoft.com/office/word/2006/wordml" xmlns:wps="http://schemas.microsoft.com/office/word/2010/wordprocessingShape" mc:Ignorable="w14 w15 w16se w16cid w16 w16cex w16sdtdh w16sdtfl w16du wp14">
+<w:hdr xmlns:wpc="http://schemas.microsoft.com/office/word/2010/wordprocessingCanvas" xmlns:cx="http://schemas.microsoft.com/office/drawing/2014/chartex" xmlns:cx1="http://schemas.microsoft.com/office/drawing/2015/9/8/chartex" xmlns:cx2="http://schemas.microsoft.com/office/drawing/2015/10/21/chartex" xmlns:cx3="http://schemas.microsoft.com/office/drawing/2016/5/9/chartex" xmlns:cx4="http://schemas.microsoft.com/office/drawing/2016/5/10/chartex" xmlns:cx5="http://schemas.microsoft.com/office/drawing/2016/5/11/chartex" xmlns:cx6="http://schemas.microsoft.com/office/drawing/2016/5/12/chartex" xmlns:cx7="http://schemas.microsoft.com/office/drawing/2016/5/13/chartex" xmlns:cx8="http://schemas.microsoft.com/office/drawing/2016/5/14/chartex" xmlns:mc="http://schemas.openxmlformats.org/markup-compatibility/2006" xmlns:aink="http://schemas.microsoft.com/office/drawing/2016/ink" xmlns:am3d="http://schemas.microsoft.com/office/drawing/2017/model3d" xmlns:o="urn:schemas-microsoft-com:office:office" xmlns:oel="http://schemas.microsoft.com/office/2019/extlst" xmlns:r="http://schemas.openxmlformats.org/officeDocument/2006/relationships" xmlns:m="http://schemas.openxmlformats.org/officeDocument/2006/math" xmlns:v="urn:schemas-microsoft-com:vml" xmlns:wp14="http://schemas.microsoft.com/office/word/2010/wordprocessingDrawing" xmlns:wp="http://schemas.openxmlformats.org/drawingml/2006/wordprocessingDrawing" xmlns:w10="urn:schemas-microsoft-com:office:word" xmlns:w="http://schemas.openxmlformats.org/wordprocessingml/2006/main" xmlns:w14="http://schemas.microsoft.com/office/word/2010/wordml" xmlns:w15="http://schemas.microsoft.com/office/word/2012/wordml" xmlns:w16cex="http://schemas.microsoft.com/office/word/2018/wordml/cex" xmlns:w16cid="http://schemas.microsoft.com/office/word/2016/wordml/cid" xmlns:w16="http://schemas.microsoft.com/office/word/2018/wordml" xmlns:w16du="http://schemas.microsoft.com/office/word/2023/wordml/word16du" xmlns:w16sdtdh="http://schemas.microsoft.com/office/word/2020/wordml/sdtdatahash" xmlns:w16sdtfl="http://schemas.microsoft.com/office/word/2024/wordml/sdtformatlock" xmlns:w16se="http://schemas.microsoft.com/office/word/2015/wordml/symex" xmlns:wpg="http://schemas.microsoft.com/office/word/2010/wordprocessingGroup" xmlns:wpi="http://schemas.microsoft.com/office/word/2010/wordprocessingInk" xmlns:wne="http://schemas.microsoft.com/office/word/2006/wordml" xmlns:wps="http://schemas.microsoft.com/office/word/2010/wordprocessingShape" mc:Ignorable="w14 w15 w16se w16cid w16 w16cex w16sdtdh w16sdtfl w16du wp14">
   <w:p>
     <w:pPr>
       <w:pStyle w:val="Encabezado"/>
@@ -6560,7 +6693,7 @@
 </file>
 
 <file path=word/header5.xml><?xml version="1.0" encoding="utf-8"?>
-<w:hdr xmlns:wpc="http://schemas.microsoft.com/office/word/2010/wordprocessingCanvas" xmlns:cx="http://schemas.microsoft.com/office/drawing/2014/chartex" xmlns:cx1="http://schemas.microsoft.com/office/drawing/2015/9/8/chartex" xmlns:cx2="http://schemas.microsoft.com/office/drawing/2015/10/21/chartex" xmlns:cx3="http://schemas.microsoft.com/office/drawing/2016/5/9/chartex" xmlns:cx4="http://schemas.microsoft.com/office/drawing/2016/5/10/chartex" xmlns:cx5="http://schemas.microsoft.com/office/drawing/2016/5/11/chartex" xmlns:cx6="http://schemas.microsoft.com/office/drawing/2016/5/12/chartex" xmlns:cx7="http://schemas.microsoft.com/office/drawing/2016/5/13/chartex" xmlns:cx8="http://schemas.microsoft.com/office/drawing/2016/5/14/chartex" xmlns:mc="http://schemas.openxmlformats.org/markup-compatibility/2006" xmlns:aink="http://schemas.microsoft.com/office/drawing/2016/ink" xmlns:am3d="http://schemas.microsoft.com/office/drawing/2017/model3d" xmlns:o="urn:schemas-microsoft-com:office:office" xmlns:oel="http://schemas.microsoft.com/office/2019/extlst" xmlns:r="http://schemas.openxmlformats.org/officeDocument/2006/relationships" xmlns:m="http://schemas.openxmlformats.org/officeDocument/2006/math" xmlns:v="urn:schemas-microsoft-com:vml" xmlns:wp14="http://schemas.microsoft.com/office/word/2010/wordprocessingDrawing" xmlns:wp="http://schemas.openxmlformats.org/drawingml/2006/wordprocessingDrawing" xmlns:w10="urn:schemas-microsoft-com:office:word" xmlns:w="http://schemas.openxmlformats.org/wordprocessingml/2006/main" xmlns:w14="http://schemas.microsoft.com/office/word/2010/wordml" xmlns:w15="http://schemas.microsoft.com/office/word/2012/wordml" xmlns:w16cei="http://schemas.microsoft.com/office/word/2026/wordml/cei" xmlns:w16cex="http://schemas.microsoft.com/office/word/2018/wordml/cex" xmlns:w16cid="http://schemas.microsoft.com/office/word/2016/wordml/cid" xmlns:w16="http://schemas.microsoft.com/office/word/2018/wordml" xmlns:w16du="http://schemas.microsoft.com/office/word/2023/wordml/word16du" xmlns:w16sdtdh="http://schemas.microsoft.com/office/word/2020/wordml/sdtdatahash" xmlns:w16sdtfl="http://schemas.microsoft.com/office/word/2024/wordml/sdtformatlock" xmlns:w16se="http://schemas.microsoft.com/office/word/2015/wordml/symex" xmlns:wpg="http://schemas.microsoft.com/office/word/2010/wordprocessingGroup" xmlns:wpi="http://schemas.microsoft.com/office/word/2010/wordprocessingInk" xmlns:wne="http://schemas.microsoft.com/office/word/2006/wordml" xmlns:wps="http://schemas.microsoft.com/office/word/2010/wordprocessingShape" mc:Ignorable="w14 w15 w16se w16cid w16 w16cex w16sdtdh w16sdtfl w16du wp14">
+<w:hdr xmlns:wpc="http://schemas.microsoft.com/office/word/2010/wordprocessingCanvas" xmlns:cx="http://schemas.microsoft.com/office/drawing/2014/chartex" xmlns:cx1="http://schemas.microsoft.com/office/drawing/2015/9/8/chartex" xmlns:cx2="http://schemas.microsoft.com/office/drawing/2015/10/21/chartex" xmlns:cx3="http://schemas.microsoft.com/office/drawing/2016/5/9/chartex" xmlns:cx4="http://schemas.microsoft.com/office/drawing/2016/5/10/chartex" xmlns:cx5="http://schemas.microsoft.com/office/drawing/2016/5/11/chartex" xmlns:cx6="http://schemas.microsoft.com/office/drawing/2016/5/12/chartex" xmlns:cx7="http://schemas.microsoft.com/office/drawing/2016/5/13/chartex" xmlns:cx8="http://schemas.microsoft.com/office/drawing/2016/5/14/chartex" xmlns:mc="http://schemas.openxmlformats.org/markup-compatibility/2006" xmlns:aink="http://schemas.microsoft.com/office/drawing/2016/ink" xmlns:am3d="http://schemas.microsoft.com/office/drawing/2017/model3d" xmlns:o="urn:schemas-microsoft-com:office:office" xmlns:oel="http://schemas.microsoft.com/office/2019/extlst" xmlns:r="http://schemas.openxmlformats.org/officeDocument/2006/relationships" xmlns:m="http://schemas.openxmlformats.org/officeDocument/2006/math" xmlns:v="urn:schemas-microsoft-com:vml" xmlns:wp14="http://schemas.microsoft.com/office/word/2010/wordprocessingDrawing" xmlns:wp="http://schemas.openxmlformats.org/drawingml/2006/wordprocessingDrawing" xmlns:w10="urn:schemas-microsoft-com:office:word" xmlns:w="http://schemas.openxmlformats.org/wordprocessingml/2006/main" xmlns:w14="http://schemas.microsoft.com/office/word/2010/wordml" xmlns:w15="http://schemas.microsoft.com/office/word/2012/wordml" xmlns:w16cex="http://schemas.microsoft.com/office/word/2018/wordml/cex" xmlns:w16cid="http://schemas.microsoft.com/office/word/2016/wordml/cid" xmlns:w16="http://schemas.microsoft.com/office/word/2018/wordml" xmlns:w16du="http://schemas.microsoft.com/office/word/2023/wordml/word16du" xmlns:w16sdtdh="http://schemas.microsoft.com/office/word/2020/wordml/sdtdatahash" xmlns:w16sdtfl="http://schemas.microsoft.com/office/word/2024/wordml/sdtformatlock" xmlns:w16se="http://schemas.microsoft.com/office/word/2015/wordml/symex" xmlns:wpg="http://schemas.microsoft.com/office/word/2010/wordprocessingGroup" xmlns:wpi="http://schemas.microsoft.com/office/word/2010/wordprocessingInk" xmlns:wne="http://schemas.microsoft.com/office/word/2006/wordml" xmlns:wps="http://schemas.microsoft.com/office/word/2010/wordprocessingShape" mc:Ignorable="w14 w15 w16se w16cid w16 w16cex w16sdtdh w16sdtfl w16du wp14">
   <w:p>
     <w:pPr>
       <w:pStyle w:val="Encabezado"/>
@@ -6621,7 +6754,7 @@
 </file>
 
 <file path=word/numbering.xml><?xml version="1.0" encoding="utf-8"?>
-<w:numbering xmlns:wpc="http://schemas.microsoft.com/office/word/2010/wordprocessingCanvas" xmlns:cx="http://schemas.microsoft.com/office/drawing/2014/chartex" xmlns:cx1="http://schemas.microsoft.com/office/drawing/2015/9/8/chartex" xmlns:cx2="http://schemas.microsoft.com/office/drawing/2015/10/21/chartex" xmlns:cx3="http://schemas.microsoft.com/office/drawing/2016/5/9/chartex" xmlns:cx4="http://schemas.microsoft.com/office/drawing/2016/5/10/chartex" xmlns:cx5="http://schemas.microsoft.com/office/drawing/2016/5/11/chartex" xmlns:cx6="http://schemas.microsoft.com/office/drawing/2016/5/12/chartex" xmlns:cx7="http://schemas.microsoft.com/office/drawing/2016/5/13/chartex" xmlns:cx8="http://schemas.microsoft.com/office/drawing/2016/5/14/chartex" xmlns:mc="http://schemas.openxmlformats.org/markup-compatibility/2006" xmlns:aink="http://schemas.microsoft.com/office/drawing/2016/ink" xmlns:am3d="http://schemas.microsoft.com/office/drawing/2017/model3d" xmlns:o="urn:schemas-microsoft-com:office:office" xmlns:oel="http://schemas.microsoft.com/office/2019/extlst" xmlns:r="http://schemas.openxmlformats.org/officeDocument/2006/relationships" xmlns:m="http://schemas.openxmlformats.org/officeDocument/2006/math" xmlns:v="urn:schemas-microsoft-com:vml" xmlns:wp14="http://schemas.microsoft.com/office/word/2010/wordprocessingDrawing" xmlns:wp="http://schemas.openxmlformats.org/drawingml/2006/wordprocessingDrawing" xmlns:w10="urn:schemas-microsoft-com:office:word" xmlns:w="http://schemas.openxmlformats.org/wordprocessingml/2006/main" xmlns:w14="http://schemas.microsoft.com/office/word/2010/wordml" xmlns:w15="http://schemas.microsoft.com/office/word/2012/wordml" xmlns:w16cei="http://schemas.microsoft.com/office/word/2026/wordml/cei" xmlns:w16cex="http://schemas.microsoft.com/office/word/2018/wordml/cex" xmlns:w16cid="http://schemas.microsoft.com/office/word/2016/wordml/cid" xmlns:w16="http://schemas.microsoft.com/office/word/2018/wordml" xmlns:w16du="http://schemas.microsoft.com/office/word/2023/wordml/word16du" xmlns:w16sdtdh="http://schemas.microsoft.com/office/word/2020/wordml/sdtdatahash" xmlns:w16sdtfl="http://schemas.microsoft.com/office/word/2024/wordml/sdtformatlock" xmlns:w16se="http://schemas.microsoft.com/office/word/2015/wordml/symex" xmlns:wpg="http://schemas.microsoft.com/office/word/2010/wordprocessingGroup" xmlns:wpi="http://schemas.microsoft.com/office/word/2010/wordprocessingInk" xmlns:wne="http://schemas.microsoft.com/office/word/2006/wordml" xmlns:wps="http://schemas.microsoft.com/office/word/2010/wordprocessingShape" mc:Ignorable="w14 w15 w16se w16cid w16 w16cex w16sdtdh w16sdtfl w16du wp14">
+<w:numbering xmlns:wpc="http://schemas.microsoft.com/office/word/2010/wordprocessingCanvas" xmlns:cx="http://schemas.microsoft.com/office/drawing/2014/chartex" xmlns:cx1="http://schemas.microsoft.com/office/drawing/2015/9/8/chartex" xmlns:cx2="http://schemas.microsoft.com/office/drawing/2015/10/21/chartex" xmlns:cx3="http://schemas.microsoft.com/office/drawing/2016/5/9/chartex" xmlns:cx4="http://schemas.microsoft.com/office/drawing/2016/5/10/chartex" xmlns:cx5="http://schemas.microsoft.com/office/drawing/2016/5/11/chartex" xmlns:cx6="http://schemas.microsoft.com/office/drawing/2016/5/12/chartex" xmlns:cx7="http://schemas.microsoft.com/office/drawing/2016/5/13/chartex" xmlns:cx8="http://schemas.microsoft.com/office/drawing/2016/5/14/chartex" xmlns:mc="http://schemas.openxmlformats.org/markup-compatibility/2006" xmlns:aink="http://schemas.microsoft.com/office/drawing/2016/ink" xmlns:am3d="http://schemas.microsoft.com/office/drawing/2017/model3d" xmlns:o="urn:schemas-microsoft-com:office:office" xmlns:oel="http://schemas.microsoft.com/office/2019/extlst" xmlns:r="http://schemas.openxmlformats.org/officeDocument/2006/relationships" xmlns:m="http://schemas.openxmlformats.org/officeDocument/2006/math" xmlns:v="urn:schemas-microsoft-com:vml" xmlns:wp14="http://schemas.microsoft.com/office/word/2010/wordprocessingDrawing" xmlns:wp="http://schemas.openxmlformats.org/drawingml/2006/wordprocessingDrawing" xmlns:w10="urn:schemas-microsoft-com:office:word" xmlns:w="http://schemas.openxmlformats.org/wordprocessingml/2006/main" xmlns:w14="http://schemas.microsoft.com/office/word/2010/wordml" xmlns:w15="http://schemas.microsoft.com/office/word/2012/wordml" xmlns:w16cex="http://schemas.microsoft.com/office/word/2018/wordml/cex" xmlns:w16cid="http://schemas.microsoft.com/office/word/2016/wordml/cid" xmlns:w16="http://schemas.microsoft.com/office/word/2018/wordml" xmlns:w16du="http://schemas.microsoft.com/office/word/2023/wordml/word16du" xmlns:w16sdtdh="http://schemas.microsoft.com/office/word/2020/wordml/sdtdatahash" xmlns:w16sdtfl="http://schemas.microsoft.com/office/word/2024/wordml/sdtformatlock" xmlns:w16se="http://schemas.microsoft.com/office/word/2015/wordml/symex" xmlns:wpg="http://schemas.microsoft.com/office/word/2010/wordprocessingGroup" xmlns:wpi="http://schemas.microsoft.com/office/word/2010/wordprocessingInk" xmlns:wne="http://schemas.microsoft.com/office/word/2006/wordml" xmlns:wps="http://schemas.microsoft.com/office/word/2010/wordprocessingShape" mc:Ignorable="w14 w15 w16se w16cid w16 w16cex w16sdtdh w16sdtfl w16du wp14">
   <w:abstractNum w:abstractNumId="0" w15:restartNumberingAfterBreak="0">
     <w:nsid w:val="013A4E92"/>
     <w:multiLevelType w:val="hybridMultilevel"/>
@@ -9665,7 +9798,7 @@
   <w:style w:type="paragraph" w:default="1" w:styleId="Normal">
     <w:name w:val="Normal"/>
     <w:qFormat/>
-    <w:rsid w:val="00806782"/>
+    <w:rsid w:val="00B02D9B"/>
     <w:rPr>
       <w:rFonts w:ascii="Noto Sans" w:hAnsi="Noto Sans"/>
       <w:sz w:val="22"/>
@@ -11118,16 +11251,6 @@
 </file>
 
 <file path=customXml/item1.xml><?xml version="1.0" encoding="utf-8"?>
-<p:properties xmlns:p="http://schemas.microsoft.com/office/2006/metadata/properties" xmlns:xsi="http://www.w3.org/2001/XMLSchema-instance" xmlns:pc="http://schemas.microsoft.com/office/infopath/2007/PartnerControls">
-  <documentManagement/>
-</p:properties>
-</file>
-
-<file path=customXml/item2.xml><?xml version="1.0" encoding="utf-8"?>
-<b:Sources xmlns:b="http://schemas.openxmlformats.org/officeDocument/2006/bibliography" xmlns="http://schemas.openxmlformats.org/officeDocument/2006/bibliography" SelectedStyle="\APASixthEditionOfficeOnline.xsl" StyleName="APA" Version="6"/>
-</file>
-
-<file path=customXml/item3.xml><?xml version="1.0" encoding="utf-8"?>
 <ct:contentTypeSchema xmlns:ct="http://schemas.microsoft.com/office/2006/metadata/contentType" xmlns:ma="http://schemas.microsoft.com/office/2006/metadata/properties/metaAttributes" ct:_="" ma:_="" ma:contentTypeName="Documento" ma:contentTypeID="0x0101000B6A967D10E69F4C80C6283C63B4A9FE" ma:contentTypeVersion="2" ma:contentTypeDescription="Crear nuevo documento." ma:contentTypeScope="" ma:versionID="6bd66f1425c6d0b01f9d1efd73b8bf97">
   <xsd:schema xmlns:xsd="http://www.w3.org/2001/XMLSchema" xmlns:xs="http://www.w3.org/2001/XMLSchema" xmlns:p="http://schemas.microsoft.com/office/2006/metadata/properties" xmlns:ns2="1f9df76f-dfd1-41c3-aee5-1c02f051cae1" targetNamespace="http://schemas.microsoft.com/office/2006/metadata/properties" ma:root="true" ma:fieldsID="1d11177f5b02c763c9b53362c1aa73d5" ns2:_="">
     <xsd:import namespace="1f9df76f-dfd1-41c3-aee5-1c02f051cae1"/>
@@ -11259,6 +11382,16 @@
 </ct:contentTypeSchema>
 </file>
 
+<file path=customXml/item2.xml><?xml version="1.0" encoding="utf-8"?>
+<b:Sources xmlns:b="http://schemas.openxmlformats.org/officeDocument/2006/bibliography" xmlns="http://schemas.openxmlformats.org/officeDocument/2006/bibliography" SelectedStyle="\APASixthEditionOfficeOnline.xsl" StyleName="APA" Version="6"/>
+</file>
+
+<file path=customXml/item3.xml><?xml version="1.0" encoding="utf-8"?>
+<p:properties xmlns:p="http://schemas.microsoft.com/office/2006/metadata/properties" xmlns:xsi="http://www.w3.org/2001/XMLSchema-instance" xmlns:pc="http://schemas.microsoft.com/office/infopath/2007/PartnerControls">
+  <documentManagement/>
+</p:properties>
+</file>
+
 <file path=customXml/item4.xml><?xml version="1.0" encoding="utf-8"?>
 <?mso-contentType ?>
 <FormTemplates xmlns="http://schemas.microsoft.com/sharepoint/v3/contenttype/forms">
@@ -11269,23 +11402,6 @@
 </file>
 
 <file path=customXml/itemProps1.xml><?xml version="1.0" encoding="utf-8"?>
-<ds:datastoreItem xmlns:ds="http://schemas.openxmlformats.org/officeDocument/2006/customXml" ds:itemID="{69449788-7A20-43E1-A18D-DF345D702D5E}">
-  <ds:schemaRefs>
-    <ds:schemaRef ds:uri="http://schemas.microsoft.com/office/2006/metadata/properties"/>
-    <ds:schemaRef ds:uri="http://schemas.microsoft.com/office/infopath/2007/PartnerControls"/>
-  </ds:schemaRefs>
-</ds:datastoreItem>
-</file>
-
-<file path=customXml/itemProps2.xml><?xml version="1.0" encoding="utf-8"?>
-<ds:datastoreItem xmlns:ds="http://schemas.openxmlformats.org/officeDocument/2006/customXml" ds:itemID="{0ED6041A-973A-47FC-8211-3CEDBF009A4E}">
-  <ds:schemaRefs>
-    <ds:schemaRef ds:uri="http://schemas.openxmlformats.org/officeDocument/2006/bibliography"/>
-  </ds:schemaRefs>
-</ds:datastoreItem>
-</file>
-
-<file path=customXml/itemProps3.xml><?xml version="1.0" encoding="utf-8"?>
 <ds:datastoreItem xmlns:ds="http://schemas.openxmlformats.org/officeDocument/2006/customXml" ds:itemID="{8C4439E4-5DE3-4A98-8D91-D30D8D18D569}">
   <ds:schemaRefs>
     <ds:schemaRef ds:uri="http://schemas.microsoft.com/office/2006/metadata/contentType"/>
@@ -11303,6 +11419,23 @@
 </ds:datastoreItem>
 </file>
 
+<file path=customXml/itemProps2.xml><?xml version="1.0" encoding="utf-8"?>
+<ds:datastoreItem xmlns:ds="http://schemas.openxmlformats.org/officeDocument/2006/customXml" ds:itemID="{0ED6041A-973A-47FC-8211-3CEDBF009A4E}">
+  <ds:schemaRefs>
+    <ds:schemaRef ds:uri="http://schemas.openxmlformats.org/officeDocument/2006/bibliography"/>
+  </ds:schemaRefs>
+</ds:datastoreItem>
+</file>
+
+<file path=customXml/itemProps3.xml><?xml version="1.0" encoding="utf-8"?>
+<ds:datastoreItem xmlns:ds="http://schemas.openxmlformats.org/officeDocument/2006/customXml" ds:itemID="{69449788-7A20-43E1-A18D-DF345D702D5E}">
+  <ds:schemaRefs>
+    <ds:schemaRef ds:uri="http://schemas.microsoft.com/office/2006/metadata/properties"/>
+    <ds:schemaRef ds:uri="http://schemas.microsoft.com/office/infopath/2007/PartnerControls"/>
+  </ds:schemaRefs>
+</ds:datastoreItem>
+</file>
+
 <file path=customXml/itemProps4.xml><?xml version="1.0" encoding="utf-8"?>
 <ds:datastoreItem xmlns:ds="http://schemas.openxmlformats.org/officeDocument/2006/customXml" ds:itemID="{7FAA4EB8-7B0E-451E-ABF5-6A988C2F8055}">
   <ds:schemaRefs>
